--- a/Extracted_data_analysis/temperate/Mesophotic_methods_Systematic_lit_rev_temperate.docx
+++ b/Extracted_data_analysis/temperate/Mesophotic_methods_Systematic_lit_rev_temperate.docx
@@ -23,7 +23,7 @@
         <w:pStyle w:val="Date"/>
       </w:pPr>
       <w:r>
-        <w:t>2026-05-28</w:t>
+        <w:t>2026-06-18</w:t>
       </w:r>
     </w:p>
     <w:sdt>
@@ -34,7 +34,7 @@
           <w:sz w:val="24"/>
           <w:szCs w:val="24"/>
         </w:rPr>
-        <w:id w:val="1173220435"/>
+        <w:id w:val="-123619461"/>
         <w:docPartObj>
           <w:docPartGallery w:val="Table of Contents"/>
           <w:docPartUnique/>
@@ -71,7 +71,7 @@
           <w:r>
             <w:fldChar w:fldCharType="separate"/>
           </w:r>
-          <w:hyperlink w:anchor="_Toc230857973" w:history="1">
+          <w:hyperlink w:anchor="_Toc232696677" w:history="1">
             <w:r>
               <w:rPr>
                 <w:rStyle w:val="Hyperlink"/>
@@ -98,7 +98,7 @@
                 <w:noProof/>
                 <w:webHidden/>
               </w:rPr>
-              <w:instrText xml:space="preserve"> PAGEREF _Toc230857973 \h </w:instrText>
+              <w:instrText xml:space="preserve"> PAGEREF _Toc232696677 \h </w:instrText>
             </w:r>
             <w:r>
               <w:rPr>
@@ -142,7 +142,7 @@
               <w14:ligatures w14:val="standardContextual"/>
             </w:rPr>
           </w:pPr>
-          <w:hyperlink w:anchor="_Toc230857974" w:history="1">
+          <w:hyperlink w:anchor="_Toc232696678" w:history="1">
             <w:r>
               <w:rPr>
                 <w:rStyle w:val="Hyperlink"/>
@@ -169,7 +169,7 @@
                 <w:noProof/>
                 <w:webHidden/>
               </w:rPr>
-              <w:instrText xml:space="preserve"> PAGEREF _Toc230857974 \h </w:instrText>
+              <w:instrText xml:space="preserve"> PAGEREF _Toc232696678 \h </w:instrText>
             </w:r>
             <w:r>
               <w:rPr>
@@ -213,7 +213,7 @@
               <w14:ligatures w14:val="standardContextual"/>
             </w:rPr>
           </w:pPr>
-          <w:hyperlink w:anchor="_Toc230857975" w:history="1">
+          <w:hyperlink w:anchor="_Toc232696679" w:history="1">
             <w:r>
               <w:rPr>
                 <w:rStyle w:val="Hyperlink"/>
@@ -240,7 +240,7 @@
                 <w:noProof/>
                 <w:webHidden/>
               </w:rPr>
-              <w:instrText xml:space="preserve"> PAGEREF _Toc230857975 \h </w:instrText>
+              <w:instrText xml:space="preserve"> PAGEREF _Toc232696679 \h </w:instrText>
             </w:r>
             <w:r>
               <w:rPr>
@@ -284,7 +284,7 @@
               <w14:ligatures w14:val="standardContextual"/>
             </w:rPr>
           </w:pPr>
-          <w:hyperlink w:anchor="_Toc230857976" w:history="1">
+          <w:hyperlink w:anchor="_Toc232696680" w:history="1">
             <w:r>
               <w:rPr>
                 <w:rStyle w:val="Hyperlink"/>
@@ -311,7 +311,7 @@
                 <w:noProof/>
                 <w:webHidden/>
               </w:rPr>
-              <w:instrText xml:space="preserve"> PAGEREF _Toc230857976 \h </w:instrText>
+              <w:instrText xml:space="preserve"> PAGEREF _Toc232696680 \h </w:instrText>
             </w:r>
             <w:r>
               <w:rPr>
@@ -355,7 +355,7 @@
               <w14:ligatures w14:val="standardContextual"/>
             </w:rPr>
           </w:pPr>
-          <w:hyperlink w:anchor="_Toc230857977" w:history="1">
+          <w:hyperlink w:anchor="_Toc232696681" w:history="1">
             <w:r>
               <w:rPr>
                 <w:rStyle w:val="Hyperlink"/>
@@ -382,7 +382,7 @@
                 <w:noProof/>
                 <w:webHidden/>
               </w:rPr>
-              <w:instrText xml:space="preserve"> PAGEREF _Toc230857977 \h </w:instrText>
+              <w:instrText xml:space="preserve"> PAGEREF _Toc232696681 \h </w:instrText>
             </w:r>
             <w:r>
               <w:rPr>
@@ -426,7 +426,7 @@
               <w14:ligatures w14:val="standardContextual"/>
             </w:rPr>
           </w:pPr>
-          <w:hyperlink w:anchor="_Toc230857978" w:history="1">
+          <w:hyperlink w:anchor="_Toc232696682" w:history="1">
             <w:r>
               <w:rPr>
                 <w:rStyle w:val="Hyperlink"/>
@@ -453,7 +453,7 @@
                 <w:noProof/>
                 <w:webHidden/>
               </w:rPr>
-              <w:instrText xml:space="preserve"> PAGEREF _Toc230857978 \h </w:instrText>
+              <w:instrText xml:space="preserve"> PAGEREF _Toc232696682 \h </w:instrText>
             </w:r>
             <w:r>
               <w:rPr>
@@ -497,7 +497,7 @@
               <w14:ligatures w14:val="standardContextual"/>
             </w:rPr>
           </w:pPr>
-          <w:hyperlink w:anchor="_Toc230857979" w:history="1">
+          <w:hyperlink w:anchor="_Toc232696683" w:history="1">
             <w:r>
               <w:rPr>
                 <w:rStyle w:val="Hyperlink"/>
@@ -524,7 +524,7 @@
                 <w:noProof/>
                 <w:webHidden/>
               </w:rPr>
-              <w:instrText xml:space="preserve"> PAGEREF _Toc230857979 \h </w:instrText>
+              <w:instrText xml:space="preserve"> PAGEREF _Toc232696683 \h </w:instrText>
             </w:r>
             <w:r>
               <w:rPr>
@@ -568,7 +568,7 @@
               <w14:ligatures w14:val="standardContextual"/>
             </w:rPr>
           </w:pPr>
-          <w:hyperlink w:anchor="_Toc230857980" w:history="1">
+          <w:hyperlink w:anchor="_Toc232696684" w:history="1">
             <w:r>
               <w:rPr>
                 <w:rStyle w:val="Hyperlink"/>
@@ -595,7 +595,7 @@
                 <w:noProof/>
                 <w:webHidden/>
               </w:rPr>
-              <w:instrText xml:space="preserve"> PAGEREF _Toc230857980 \h </w:instrText>
+              <w:instrText xml:space="preserve"> PAGEREF _Toc232696684 \h </w:instrText>
             </w:r>
             <w:r>
               <w:rPr>
@@ -639,7 +639,7 @@
               <w14:ligatures w14:val="standardContextual"/>
             </w:rPr>
           </w:pPr>
-          <w:hyperlink w:anchor="_Toc230857981" w:history="1">
+          <w:hyperlink w:anchor="_Toc232696685" w:history="1">
             <w:r>
               <w:rPr>
                 <w:rStyle w:val="Hyperlink"/>
@@ -666,7 +666,7 @@
                 <w:noProof/>
                 <w:webHidden/>
               </w:rPr>
-              <w:instrText xml:space="preserve"> PAGEREF _Toc230857981 \h </w:instrText>
+              <w:instrText xml:space="preserve"> PAGEREF _Toc232696685 \h </w:instrText>
             </w:r>
             <w:r>
               <w:rPr>
@@ -710,7 +710,7 @@
               <w14:ligatures w14:val="standardContextual"/>
             </w:rPr>
           </w:pPr>
-          <w:hyperlink w:anchor="_Toc230857982" w:history="1">
+          <w:hyperlink w:anchor="_Toc232696686" w:history="1">
             <w:r>
               <w:rPr>
                 <w:rStyle w:val="Hyperlink"/>
@@ -737,7 +737,7 @@
                 <w:noProof/>
                 <w:webHidden/>
               </w:rPr>
-              <w:instrText xml:space="preserve"> PAGEREF _Toc230857982 \h </w:instrText>
+              <w:instrText xml:space="preserve"> PAGEREF _Toc232696686 \h </w:instrText>
             </w:r>
             <w:r>
               <w:rPr>
@@ -781,7 +781,7 @@
               <w14:ligatures w14:val="standardContextual"/>
             </w:rPr>
           </w:pPr>
-          <w:hyperlink w:anchor="_Toc230857983" w:history="1">
+          <w:hyperlink w:anchor="_Toc232696687" w:history="1">
             <w:r>
               <w:rPr>
                 <w:rStyle w:val="Hyperlink"/>
@@ -808,7 +808,7 @@
                 <w:noProof/>
                 <w:webHidden/>
               </w:rPr>
-              <w:instrText xml:space="preserve"> PAGEREF _Toc230857983 \h </w:instrText>
+              <w:instrText xml:space="preserve"> PAGEREF _Toc232696687 \h </w:instrText>
             </w:r>
             <w:r>
               <w:rPr>
@@ -852,7 +852,7 @@
               <w14:ligatures w14:val="standardContextual"/>
             </w:rPr>
           </w:pPr>
-          <w:hyperlink w:anchor="_Toc230857984" w:history="1">
+          <w:hyperlink w:anchor="_Toc232696688" w:history="1">
             <w:r>
               <w:rPr>
                 <w:rStyle w:val="Hyperlink"/>
@@ -879,7 +879,7 @@
                 <w:noProof/>
                 <w:webHidden/>
               </w:rPr>
-              <w:instrText xml:space="preserve"> PAGEREF _Toc230857984 \h </w:instrText>
+              <w:instrText xml:space="preserve"> PAGEREF _Toc232696688 \h </w:instrText>
             </w:r>
             <w:r>
               <w:rPr>
@@ -923,7 +923,7 @@
               <w14:ligatures w14:val="standardContextual"/>
             </w:rPr>
           </w:pPr>
-          <w:hyperlink w:anchor="_Toc230857985" w:history="1">
+          <w:hyperlink w:anchor="_Toc232696689" w:history="1">
             <w:r>
               <w:rPr>
                 <w:rStyle w:val="Hyperlink"/>
@@ -950,7 +950,7 @@
                 <w:noProof/>
                 <w:webHidden/>
               </w:rPr>
-              <w:instrText xml:space="preserve"> PAGEREF _Toc230857985 \h </w:instrText>
+              <w:instrText xml:space="preserve"> PAGEREF _Toc232696689 \h </w:instrText>
             </w:r>
             <w:r>
               <w:rPr>
@@ -994,7 +994,7 @@
               <w14:ligatures w14:val="standardContextual"/>
             </w:rPr>
           </w:pPr>
-          <w:hyperlink w:anchor="_Toc230857986" w:history="1">
+          <w:hyperlink w:anchor="_Toc232696690" w:history="1">
             <w:r>
               <w:rPr>
                 <w:rStyle w:val="Hyperlink"/>
@@ -1021,7 +1021,7 @@
                 <w:noProof/>
                 <w:webHidden/>
               </w:rPr>
-              <w:instrText xml:space="preserve"> PAGEREF _Toc230857986 \h </w:instrText>
+              <w:instrText xml:space="preserve"> PAGEREF _Toc232696690 \h </w:instrText>
             </w:r>
             <w:r>
               <w:rPr>
@@ -1065,7 +1065,7 @@
               <w14:ligatures w14:val="standardContextual"/>
             </w:rPr>
           </w:pPr>
-          <w:hyperlink w:anchor="_Toc230857987" w:history="1">
+          <w:hyperlink w:anchor="_Toc232696691" w:history="1">
             <w:r>
               <w:rPr>
                 <w:rStyle w:val="Hyperlink"/>
@@ -1092,7 +1092,7 @@
                 <w:noProof/>
                 <w:webHidden/>
               </w:rPr>
-              <w:instrText xml:space="preserve"> PAGEREF _Toc230857987 \h </w:instrText>
+              <w:instrText xml:space="preserve"> PAGEREF _Toc232696691 \h </w:instrText>
             </w:r>
             <w:r>
               <w:rPr>
@@ -1112,7 +1112,7 @@
                 <w:noProof/>
                 <w:webHidden/>
               </w:rPr>
-              <w:t>14</w:t>
+              <w:t>13</w:t>
             </w:r>
             <w:r>
               <w:rPr>
@@ -1136,7 +1136,7 @@
               <w14:ligatures w14:val="standardContextual"/>
             </w:rPr>
           </w:pPr>
-          <w:hyperlink w:anchor="_Toc230857988" w:history="1">
+          <w:hyperlink w:anchor="_Toc232696692" w:history="1">
             <w:r>
               <w:rPr>
                 <w:rStyle w:val="Hyperlink"/>
@@ -1163,7 +1163,7 @@
                 <w:noProof/>
                 <w:webHidden/>
               </w:rPr>
-              <w:instrText xml:space="preserve"> PAGEREF _Toc230857988 \h </w:instrText>
+              <w:instrText xml:space="preserve"> PAGEREF _Toc232696692 \h </w:instrText>
             </w:r>
             <w:r>
               <w:rPr>
@@ -1183,7 +1183,7 @@
                 <w:noProof/>
                 <w:webHidden/>
               </w:rPr>
-              <w:t>19</w:t>
+              <w:t>18</w:t>
             </w:r>
             <w:r>
               <w:rPr>
@@ -1207,7 +1207,7 @@
               <w14:ligatures w14:val="standardContextual"/>
             </w:rPr>
           </w:pPr>
-          <w:hyperlink w:anchor="_Toc230857989" w:history="1">
+          <w:hyperlink w:anchor="_Toc232696693" w:history="1">
             <w:r>
               <w:rPr>
                 <w:rStyle w:val="Hyperlink"/>
@@ -1234,7 +1234,7 @@
                 <w:noProof/>
                 <w:webHidden/>
               </w:rPr>
-              <w:instrText xml:space="preserve"> PAGEREF _Toc230857989 \h </w:instrText>
+              <w:instrText xml:space="preserve"> PAGEREF _Toc232696693 \h </w:instrText>
             </w:r>
             <w:r>
               <w:rPr>
@@ -1254,7 +1254,7 @@
                 <w:noProof/>
                 <w:webHidden/>
               </w:rPr>
-              <w:t>22</w:t>
+              <w:t>21</w:t>
             </w:r>
             <w:r>
               <w:rPr>
@@ -1278,7 +1278,7 @@
               <w14:ligatures w14:val="standardContextual"/>
             </w:rPr>
           </w:pPr>
-          <w:hyperlink w:anchor="_Toc230857990" w:history="1">
+          <w:hyperlink w:anchor="_Toc232696694" w:history="1">
             <w:r>
               <w:rPr>
                 <w:rStyle w:val="Hyperlink"/>
@@ -1305,7 +1305,7 @@
                 <w:noProof/>
                 <w:webHidden/>
               </w:rPr>
-              <w:instrText xml:space="preserve"> PAGEREF _Toc230857990 \h </w:instrText>
+              <w:instrText xml:space="preserve"> PAGEREF _Toc232696694 \h </w:instrText>
             </w:r>
             <w:r>
               <w:rPr>
@@ -1349,7 +1349,7 @@
               <w14:ligatures w14:val="standardContextual"/>
             </w:rPr>
           </w:pPr>
-          <w:hyperlink w:anchor="_Toc230857991" w:history="1">
+          <w:hyperlink w:anchor="_Toc232696695" w:history="1">
             <w:r>
               <w:rPr>
                 <w:rStyle w:val="Hyperlink"/>
@@ -1376,7 +1376,7 @@
                 <w:noProof/>
                 <w:webHidden/>
               </w:rPr>
-              <w:instrText xml:space="preserve"> PAGEREF _Toc230857991 \h </w:instrText>
+              <w:instrText xml:space="preserve"> PAGEREF _Toc232696695 \h </w:instrText>
             </w:r>
             <w:r>
               <w:rPr>
@@ -1420,7 +1420,7 @@
               <w14:ligatures w14:val="standardContextual"/>
             </w:rPr>
           </w:pPr>
-          <w:hyperlink w:anchor="_Toc230857992" w:history="1">
+          <w:hyperlink w:anchor="_Toc232696696" w:history="1">
             <w:r>
               <w:rPr>
                 <w:rStyle w:val="Hyperlink"/>
@@ -1447,7 +1447,7 @@
                 <w:noProof/>
                 <w:webHidden/>
               </w:rPr>
-              <w:instrText xml:space="preserve"> PAGEREF _Toc230857992 \h </w:instrText>
+              <w:instrText xml:space="preserve"> PAGEREF _Toc232696696 \h </w:instrText>
             </w:r>
             <w:r>
               <w:rPr>
@@ -1491,7 +1491,7 @@
               <w14:ligatures w14:val="standardContextual"/>
             </w:rPr>
           </w:pPr>
-          <w:hyperlink w:anchor="_Toc230857993" w:history="1">
+          <w:hyperlink w:anchor="_Toc232696697" w:history="1">
             <w:r>
               <w:rPr>
                 <w:rStyle w:val="Hyperlink"/>
@@ -1518,7 +1518,7 @@
                 <w:noProof/>
                 <w:webHidden/>
               </w:rPr>
-              <w:instrText xml:space="preserve"> PAGEREF _Toc230857993 \h </w:instrText>
+              <w:instrText xml:space="preserve"> PAGEREF _Toc232696697 \h </w:instrText>
             </w:r>
             <w:r>
               <w:rPr>
@@ -1562,7 +1562,7 @@
               <w14:ligatures w14:val="standardContextual"/>
             </w:rPr>
           </w:pPr>
-          <w:hyperlink w:anchor="_Toc230857994" w:history="1">
+          <w:hyperlink w:anchor="_Toc232696698" w:history="1">
             <w:r>
               <w:rPr>
                 <w:rStyle w:val="Hyperlink"/>
@@ -1589,7 +1589,7 @@
                 <w:noProof/>
                 <w:webHidden/>
               </w:rPr>
-              <w:instrText xml:space="preserve"> PAGEREF _Toc230857994 \h </w:instrText>
+              <w:instrText xml:space="preserve"> PAGEREF _Toc232696698 \h </w:instrText>
             </w:r>
             <w:r>
               <w:rPr>
@@ -1633,7 +1633,7 @@
               <w14:ligatures w14:val="standardContextual"/>
             </w:rPr>
           </w:pPr>
-          <w:hyperlink w:anchor="_Toc230857995" w:history="1">
+          <w:hyperlink w:anchor="_Toc232696699" w:history="1">
             <w:r>
               <w:rPr>
                 <w:rStyle w:val="Hyperlink"/>
@@ -1660,7 +1660,7 @@
                 <w:noProof/>
                 <w:webHidden/>
               </w:rPr>
-              <w:instrText xml:space="preserve"> PAGEREF _Toc230857995 \h </w:instrText>
+              <w:instrText xml:space="preserve"> PAGEREF _Toc232696699 \h </w:instrText>
             </w:r>
             <w:r>
               <w:rPr>
@@ -1704,7 +1704,7 @@
               <w14:ligatures w14:val="standardContextual"/>
             </w:rPr>
           </w:pPr>
-          <w:hyperlink w:anchor="_Toc230857996" w:history="1">
+          <w:hyperlink w:anchor="_Toc232696700" w:history="1">
             <w:r>
               <w:rPr>
                 <w:rStyle w:val="Hyperlink"/>
@@ -1731,7 +1731,7 @@
                 <w:noProof/>
                 <w:webHidden/>
               </w:rPr>
-              <w:instrText xml:space="preserve"> PAGEREF _Toc230857996 \h </w:instrText>
+              <w:instrText xml:space="preserve"> PAGEREF _Toc232696700 \h </w:instrText>
             </w:r>
             <w:r>
               <w:rPr>
@@ -1775,7 +1775,7 @@
               <w14:ligatures w14:val="standardContextual"/>
             </w:rPr>
           </w:pPr>
-          <w:hyperlink w:anchor="_Toc230857997" w:history="1">
+          <w:hyperlink w:anchor="_Toc232696701" w:history="1">
             <w:r>
               <w:rPr>
                 <w:rStyle w:val="Hyperlink"/>
@@ -1802,7 +1802,7 @@
                 <w:noProof/>
                 <w:webHidden/>
               </w:rPr>
-              <w:instrText xml:space="preserve"> PAGEREF _Toc230857997 \h </w:instrText>
+              <w:instrText xml:space="preserve"> PAGEREF _Toc232696701 \h </w:instrText>
             </w:r>
             <w:r>
               <w:rPr>
@@ -1846,7 +1846,7 @@
               <w14:ligatures w14:val="standardContextual"/>
             </w:rPr>
           </w:pPr>
-          <w:hyperlink w:anchor="_Toc230857998" w:history="1">
+          <w:hyperlink w:anchor="_Toc232696702" w:history="1">
             <w:r>
               <w:rPr>
                 <w:rStyle w:val="Hyperlink"/>
@@ -1873,7 +1873,7 @@
                 <w:noProof/>
                 <w:webHidden/>
               </w:rPr>
-              <w:instrText xml:space="preserve"> PAGEREF _Toc230857998 \h </w:instrText>
+              <w:instrText xml:space="preserve"> PAGEREF _Toc232696702 \h </w:instrText>
             </w:r>
             <w:r>
               <w:rPr>
@@ -1917,7 +1917,7 @@
               <w14:ligatures w14:val="standardContextual"/>
             </w:rPr>
           </w:pPr>
-          <w:hyperlink w:anchor="_Toc230857999" w:history="1">
+          <w:hyperlink w:anchor="_Toc232696703" w:history="1">
             <w:r>
               <w:rPr>
                 <w:rStyle w:val="Hyperlink"/>
@@ -1944,7 +1944,7 @@
                 <w:noProof/>
                 <w:webHidden/>
               </w:rPr>
-              <w:instrText xml:space="preserve"> PAGEREF _Toc230857999 \h </w:instrText>
+              <w:instrText xml:space="preserve"> PAGEREF _Toc232696703 \h </w:instrText>
             </w:r>
             <w:r>
               <w:rPr>
@@ -1988,7 +1988,7 @@
               <w14:ligatures w14:val="standardContextual"/>
             </w:rPr>
           </w:pPr>
-          <w:hyperlink w:anchor="_Toc230858000" w:history="1">
+          <w:hyperlink w:anchor="_Toc232696704" w:history="1">
             <w:r>
               <w:rPr>
                 <w:rStyle w:val="Hyperlink"/>
@@ -2015,7 +2015,7 @@
                 <w:noProof/>
                 <w:webHidden/>
               </w:rPr>
-              <w:instrText xml:space="preserve"> PAGEREF _Toc230858000 \h </w:instrText>
+              <w:instrText xml:space="preserve"> PAGEREF _Toc232696704 \h </w:instrText>
             </w:r>
             <w:r>
               <w:rPr>
@@ -2059,7 +2059,7 @@
               <w14:ligatures w14:val="standardContextual"/>
             </w:rPr>
           </w:pPr>
-          <w:hyperlink w:anchor="_Toc230858001" w:history="1">
+          <w:hyperlink w:anchor="_Toc232696705" w:history="1">
             <w:r>
               <w:rPr>
                 <w:rStyle w:val="Hyperlink"/>
@@ -2086,7 +2086,7 @@
                 <w:noProof/>
                 <w:webHidden/>
               </w:rPr>
-              <w:instrText xml:space="preserve"> PAGEREF _Toc230858001 \h </w:instrText>
+              <w:instrText xml:space="preserve"> PAGEREF _Toc232696705 \h </w:instrText>
             </w:r>
             <w:r>
               <w:rPr>
@@ -2130,7 +2130,7 @@
               <w14:ligatures w14:val="standardContextual"/>
             </w:rPr>
           </w:pPr>
-          <w:hyperlink w:anchor="_Toc230858002" w:history="1">
+          <w:hyperlink w:anchor="_Toc232696706" w:history="1">
             <w:r>
               <w:rPr>
                 <w:rStyle w:val="Hyperlink"/>
@@ -2157,7 +2157,7 @@
                 <w:noProof/>
                 <w:webHidden/>
               </w:rPr>
-              <w:instrText xml:space="preserve"> PAGEREF _Toc230858002 \h </w:instrText>
+              <w:instrText xml:space="preserve"> PAGEREF _Toc232696706 \h </w:instrText>
             </w:r>
             <w:r>
               <w:rPr>
@@ -2201,7 +2201,7 @@
               <w14:ligatures w14:val="standardContextual"/>
             </w:rPr>
           </w:pPr>
-          <w:hyperlink w:anchor="_Toc230858003" w:history="1">
+          <w:hyperlink w:anchor="_Toc232696707" w:history="1">
             <w:r>
               <w:rPr>
                 <w:rStyle w:val="Hyperlink"/>
@@ -2228,7 +2228,7 @@
                 <w:noProof/>
                 <w:webHidden/>
               </w:rPr>
-              <w:instrText xml:space="preserve"> PAGEREF _Toc230858003 \h </w:instrText>
+              <w:instrText xml:space="preserve"> PAGEREF _Toc232696707 \h </w:instrText>
             </w:r>
             <w:r>
               <w:rPr>
@@ -2272,7 +2272,7 @@
               <w14:ligatures w14:val="standardContextual"/>
             </w:rPr>
           </w:pPr>
-          <w:hyperlink w:anchor="_Toc230858004" w:history="1">
+          <w:hyperlink w:anchor="_Toc232696708" w:history="1">
             <w:r>
               <w:rPr>
                 <w:rStyle w:val="Hyperlink"/>
@@ -2299,7 +2299,7 @@
                 <w:noProof/>
                 <w:webHidden/>
               </w:rPr>
-              <w:instrText xml:space="preserve"> PAGEREF _Toc230858004 \h </w:instrText>
+              <w:instrText xml:space="preserve"> PAGEREF _Toc232696708 \h </w:instrText>
             </w:r>
             <w:r>
               <w:rPr>
@@ -2343,7 +2343,7 @@
               <w14:ligatures w14:val="standardContextual"/>
             </w:rPr>
           </w:pPr>
-          <w:hyperlink w:anchor="_Toc230858005" w:history="1">
+          <w:hyperlink w:anchor="_Toc232696709" w:history="1">
             <w:r>
               <w:rPr>
                 <w:rStyle w:val="Hyperlink"/>
@@ -2370,7 +2370,7 @@
                 <w:noProof/>
                 <w:webHidden/>
               </w:rPr>
-              <w:instrText xml:space="preserve"> PAGEREF _Toc230858005 \h </w:instrText>
+              <w:instrText xml:space="preserve"> PAGEREF _Toc232696709 \h </w:instrText>
             </w:r>
             <w:r>
               <w:rPr>
@@ -2414,7 +2414,7 @@
               <w14:ligatures w14:val="standardContextual"/>
             </w:rPr>
           </w:pPr>
-          <w:hyperlink w:anchor="_Toc230858006" w:history="1">
+          <w:hyperlink w:anchor="_Toc232696710" w:history="1">
             <w:r>
               <w:rPr>
                 <w:rStyle w:val="Hyperlink"/>
@@ -2441,7 +2441,7 @@
                 <w:noProof/>
                 <w:webHidden/>
               </w:rPr>
-              <w:instrText xml:space="preserve"> PAGEREF _Toc230858006 \h </w:instrText>
+              <w:instrText xml:space="preserve"> PAGEREF _Toc232696710 \h </w:instrText>
             </w:r>
             <w:r>
               <w:rPr>
@@ -2485,7 +2485,7 @@
               <w14:ligatures w14:val="standardContextual"/>
             </w:rPr>
           </w:pPr>
-          <w:hyperlink w:anchor="_Toc230858007" w:history="1">
+          <w:hyperlink w:anchor="_Toc232696711" w:history="1">
             <w:r>
               <w:rPr>
                 <w:rStyle w:val="Hyperlink"/>
@@ -2512,7 +2512,7 @@
                 <w:noProof/>
                 <w:webHidden/>
               </w:rPr>
-              <w:instrText xml:space="preserve"> PAGEREF _Toc230858007 \h </w:instrText>
+              <w:instrText xml:space="preserve"> PAGEREF _Toc232696711 \h </w:instrText>
             </w:r>
             <w:r>
               <w:rPr>
@@ -2556,7 +2556,7 @@
               <w14:ligatures w14:val="standardContextual"/>
             </w:rPr>
           </w:pPr>
-          <w:hyperlink w:anchor="_Toc230858008" w:history="1">
+          <w:hyperlink w:anchor="_Toc232696712" w:history="1">
             <w:r>
               <w:rPr>
                 <w:rStyle w:val="Hyperlink"/>
@@ -2583,7 +2583,7 @@
                 <w:noProof/>
                 <w:webHidden/>
               </w:rPr>
-              <w:instrText xml:space="preserve"> PAGEREF _Toc230858008 \h </w:instrText>
+              <w:instrText xml:space="preserve"> PAGEREF _Toc232696712 \h </w:instrText>
             </w:r>
             <w:r>
               <w:rPr>
@@ -2627,7 +2627,7 @@
               <w14:ligatures w14:val="standardContextual"/>
             </w:rPr>
           </w:pPr>
-          <w:hyperlink w:anchor="_Toc230858009" w:history="1">
+          <w:hyperlink w:anchor="_Toc232696713" w:history="1">
             <w:r>
               <w:rPr>
                 <w:rStyle w:val="Hyperlink"/>
@@ -2654,7 +2654,7 @@
                 <w:noProof/>
                 <w:webHidden/>
               </w:rPr>
-              <w:instrText xml:space="preserve"> PAGEREF _Toc230858009 \h </w:instrText>
+              <w:instrText xml:space="preserve"> PAGEREF _Toc232696713 \h </w:instrText>
             </w:r>
             <w:r>
               <w:rPr>
@@ -2698,7 +2698,7 @@
               <w14:ligatures w14:val="standardContextual"/>
             </w:rPr>
           </w:pPr>
-          <w:hyperlink w:anchor="_Toc230858010" w:history="1">
+          <w:hyperlink w:anchor="_Toc232696714" w:history="1">
             <w:r>
               <w:rPr>
                 <w:rStyle w:val="Hyperlink"/>
@@ -2725,7 +2725,7 @@
                 <w:noProof/>
                 <w:webHidden/>
               </w:rPr>
-              <w:instrText xml:space="preserve"> PAGEREF _Toc230858010 \h </w:instrText>
+              <w:instrText xml:space="preserve"> PAGEREF _Toc232696714 \h </w:instrText>
             </w:r>
             <w:r>
               <w:rPr>
@@ -2769,7 +2769,7 @@
               <w14:ligatures w14:val="standardContextual"/>
             </w:rPr>
           </w:pPr>
-          <w:hyperlink w:anchor="_Toc230858011" w:history="1">
+          <w:hyperlink w:anchor="_Toc232696715" w:history="1">
             <w:r>
               <w:rPr>
                 <w:rStyle w:val="Hyperlink"/>
@@ -2796,7 +2796,7 @@
                 <w:noProof/>
                 <w:webHidden/>
               </w:rPr>
-              <w:instrText xml:space="preserve"> PAGEREF _Toc230858011 \h </w:instrText>
+              <w:instrText xml:space="preserve"> PAGEREF _Toc232696715 \h </w:instrText>
             </w:r>
             <w:r>
               <w:rPr>
@@ -2840,7 +2840,7 @@
               <w14:ligatures w14:val="standardContextual"/>
             </w:rPr>
           </w:pPr>
-          <w:hyperlink w:anchor="_Toc230858012" w:history="1">
+          <w:hyperlink w:anchor="_Toc232696716" w:history="1">
             <w:r>
               <w:rPr>
                 <w:rStyle w:val="Hyperlink"/>
@@ -2867,7 +2867,7 @@
                 <w:noProof/>
                 <w:webHidden/>
               </w:rPr>
-              <w:instrText xml:space="preserve"> PAGEREF _Toc230858012 \h </w:instrText>
+              <w:instrText xml:space="preserve"> PAGEREF _Toc232696716 \h </w:instrText>
             </w:r>
             <w:r>
               <w:rPr>
@@ -2911,7 +2911,7 @@
               <w14:ligatures w14:val="standardContextual"/>
             </w:rPr>
           </w:pPr>
-          <w:hyperlink w:anchor="_Toc230858013" w:history="1">
+          <w:hyperlink w:anchor="_Toc232696717" w:history="1">
             <w:r>
               <w:rPr>
                 <w:rStyle w:val="Hyperlink"/>
@@ -2938,7 +2938,7 @@
                 <w:noProof/>
                 <w:webHidden/>
               </w:rPr>
-              <w:instrText xml:space="preserve"> PAGEREF _Toc230858013 \h </w:instrText>
+              <w:instrText xml:space="preserve"> PAGEREF _Toc232696717 \h </w:instrText>
             </w:r>
             <w:r>
               <w:rPr>
@@ -2982,7 +2982,7 @@
               <w14:ligatures w14:val="standardContextual"/>
             </w:rPr>
           </w:pPr>
-          <w:hyperlink w:anchor="_Toc230858014" w:history="1">
+          <w:hyperlink w:anchor="_Toc232696718" w:history="1">
             <w:r>
               <w:rPr>
                 <w:rStyle w:val="Hyperlink"/>
@@ -3009,7 +3009,7 @@
                 <w:noProof/>
                 <w:webHidden/>
               </w:rPr>
-              <w:instrText xml:space="preserve"> PAGEREF _Toc230858014 \h </w:instrText>
+              <w:instrText xml:space="preserve"> PAGEREF _Toc232696718 \h </w:instrText>
             </w:r>
             <w:r>
               <w:rPr>
@@ -3053,7 +3053,7 @@
               <w14:ligatures w14:val="standardContextual"/>
             </w:rPr>
           </w:pPr>
-          <w:hyperlink w:anchor="_Toc230858015" w:history="1">
+          <w:hyperlink w:anchor="_Toc232696719" w:history="1">
             <w:r>
               <w:rPr>
                 <w:rStyle w:val="Hyperlink"/>
@@ -3080,7 +3080,7 @@
                 <w:noProof/>
                 <w:webHidden/>
               </w:rPr>
-              <w:instrText xml:space="preserve"> PAGEREF _Toc230858015 \h </w:instrText>
+              <w:instrText xml:space="preserve"> PAGEREF _Toc232696719 \h </w:instrText>
             </w:r>
             <w:r>
               <w:rPr>
@@ -3124,7 +3124,7 @@
               <w14:ligatures w14:val="standardContextual"/>
             </w:rPr>
           </w:pPr>
-          <w:hyperlink w:anchor="_Toc230858016" w:history="1">
+          <w:hyperlink w:anchor="_Toc232696720" w:history="1">
             <w:r>
               <w:rPr>
                 <w:rStyle w:val="Hyperlink"/>
@@ -3151,7 +3151,7 @@
                 <w:noProof/>
                 <w:webHidden/>
               </w:rPr>
-              <w:instrText xml:space="preserve"> PAGEREF _Toc230858016 \h </w:instrText>
+              <w:instrText xml:space="preserve"> PAGEREF _Toc232696720 \h </w:instrText>
             </w:r>
             <w:r>
               <w:rPr>
@@ -3194,7 +3194,7 @@
         <w:pStyle w:val="Heading1"/>
       </w:pPr>
       <w:bookmarkStart w:id="0" w:name="data-preparation"/>
-      <w:bookmarkStart w:id="1" w:name="_Toc230857973"/>
+      <w:bookmarkStart w:id="1" w:name="_Toc232696677"/>
       <w:r>
         <w:t>DATA PREPARATION</w:t>
       </w:r>
@@ -3205,7 +3205,7 @@
         <w:pStyle w:val="Heading2"/>
       </w:pPr>
       <w:bookmarkStart w:id="2" w:name="load-libraries"/>
-      <w:bookmarkStart w:id="3" w:name="_Toc230857974"/>
+      <w:bookmarkStart w:id="3" w:name="_Toc232696678"/>
       <w:r>
         <w:t>Load libraries</w:t>
       </w:r>
@@ -3429,7 +3429,7 @@
         <w:pStyle w:val="Heading2"/>
       </w:pPr>
       <w:bookmarkStart w:id="4" w:name="load-data"/>
-      <w:bookmarkStart w:id="5" w:name="_Toc230857975"/>
+      <w:bookmarkStart w:id="5" w:name="_Toc232696679"/>
       <w:bookmarkEnd w:id="2"/>
       <w:r>
         <w:t>Load data</w:t>
@@ -3524,7 +3524,7 @@
         <w:pStyle w:val="Heading2"/>
       </w:pPr>
       <w:bookmarkStart w:id="6" w:name="Xbb97655a77d1bea29757f6e78e0c71ae21d5b54"/>
-      <w:bookmarkStart w:id="7" w:name="_Toc230857976"/>
+      <w:bookmarkStart w:id="7" w:name="_Toc232696680"/>
       <w:bookmarkEnd w:id="4"/>
       <w:r>
         <w:t>Subset for studies encompassing temperate latitudinal region</w:t>
@@ -3607,7 +3607,7 @@
         <w:pStyle w:val="Heading3"/>
       </w:pPr>
       <w:bookmarkStart w:id="8" w:name="cleaning"/>
-      <w:bookmarkStart w:id="9" w:name="_Toc230857977"/>
+      <w:bookmarkStart w:id="9" w:name="_Toc232696681"/>
       <w:r>
         <w:t>Cleaning</w:t>
       </w:r>
@@ -3745,7 +3745,7 @@
         <w:pStyle w:val="Heading2"/>
       </w:pPr>
       <w:bookmarkStart w:id="10" w:name="missing-nd-notapp-values"/>
-      <w:bookmarkStart w:id="11" w:name="_Toc230857978"/>
+      <w:bookmarkStart w:id="11" w:name="_Toc232696682"/>
       <w:bookmarkEnd w:id="6"/>
       <w:bookmarkEnd w:id="8"/>
       <w:r>
@@ -5091,7 +5091,7 @@
         <w:pStyle w:val="Heading1"/>
       </w:pPr>
       <w:bookmarkStart w:id="12" w:name="geographical-distribution"/>
-      <w:bookmarkStart w:id="13" w:name="_Toc230857979"/>
+      <w:bookmarkStart w:id="13" w:name="_Toc232696683"/>
       <w:bookmarkEnd w:id="0"/>
       <w:bookmarkEnd w:id="10"/>
       <w:r>
@@ -5306,7 +5306,7 @@
         <w:pStyle w:val="Heading2"/>
       </w:pPr>
       <w:bookmarkStart w:id="14" w:name="provinces"/>
-      <w:bookmarkStart w:id="15" w:name="_Toc230857980"/>
+      <w:bookmarkStart w:id="15" w:name="_Toc232696684"/>
       <w:r>
         <w:t>Provinces</w:t>
       </w:r>
@@ -5342,6 +5342,15 @@
       </w:r>
       <w:r>
         <w:rPr>
+          <w:rStyle w:val="CommentTok"/>
+        </w:rPr>
+        <w:t># extract all unique province levels</w:t>
+      </w:r>
+      <w:r>
+        <w:br/>
+      </w:r>
+      <w:r>
+        <w:rPr>
           <w:rStyle w:val="NormalTok"/>
         </w:rPr>
         <w:t xml:space="preserve">prov_lvls </w:t>
@@ -5359,6 +5368,204 @@
         <w:t xml:space="preserve"> </w:t>
       </w:r>
       <w:r>
+        <w:rPr>
+          <w:rStyle w:val="FunctionTok"/>
+        </w:rPr>
+        <w:t>unique</w:t>
+      </w:r>
+      <w:r>
+        <w:rPr>
+          <w:rStyle w:val="NormalTok"/>
+        </w:rPr>
+        <w:t>(</w:t>
+      </w:r>
+      <w:r>
+        <w:rPr>
+          <w:rStyle w:val="FunctionTok"/>
+        </w:rPr>
+        <w:t>unlist</w:t>
+      </w:r>
+      <w:r>
+        <w:rPr>
+          <w:rStyle w:val="NormalTok"/>
+        </w:rPr>
+        <w:t>(</w:t>
+      </w:r>
+      <w:r>
+        <w:rPr>
+          <w:rStyle w:val="FunctionTok"/>
+        </w:rPr>
+        <w:t>str_split</w:t>
+      </w:r>
+      <w:r>
+        <w:rPr>
+          <w:rStyle w:val="NormalTok"/>
+        </w:rPr>
+        <w:t>(location</w:t>
+      </w:r>
+      <w:r>
+        <w:rPr>
+          <w:rStyle w:val="SpecialCharTok"/>
+        </w:rPr>
+        <w:t>$</w:t>
+      </w:r>
+      <w:r>
+        <w:rPr>
+          <w:rStyle w:val="NormalTok"/>
+        </w:rPr>
+        <w:t xml:space="preserve">prov_code, </w:t>
+      </w:r>
+      <w:r>
+        <w:rPr>
+          <w:rStyle w:val="StringTok"/>
+        </w:rPr>
+        <w:t>"_"</w:t>
+      </w:r>
+      <w:r>
+        <w:rPr>
+          <w:rStyle w:val="NormalTok"/>
+        </w:rPr>
+        <w:t>)))</w:t>
+      </w:r>
+      <w:r>
+        <w:br/>
+      </w:r>
+      <w:r>
+        <w:br/>
+      </w:r>
+      <w:r>
+        <w:rPr>
+          <w:rStyle w:val="CommentTok"/>
+        </w:rPr>
+        <w:t># create columns with exact matching</w:t>
+      </w:r>
+      <w:r>
+        <w:br/>
+      </w:r>
+      <w:r>
+        <w:rPr>
+          <w:rStyle w:val="NormalTok"/>
+        </w:rPr>
+        <w:t xml:space="preserve">prov[, prov_lvls] </w:t>
+      </w:r>
+      <w:r>
+        <w:rPr>
+          <w:rStyle w:val="OtherTok"/>
+        </w:rPr>
+        <w:t>&lt;-</w:t>
+      </w:r>
+      <w:r>
+        <w:rPr>
+          <w:rStyle w:val="NormalTok"/>
+        </w:rPr>
+        <w:t xml:space="preserve"> </w:t>
+      </w:r>
+      <w:r>
+        <w:rPr>
+          <w:rStyle w:val="FunctionTok"/>
+        </w:rPr>
+        <w:t>t</w:t>
+      </w:r>
+      <w:r>
+        <w:rPr>
+          <w:rStyle w:val="NormalTok"/>
+        </w:rPr>
+        <w:t>(</w:t>
+      </w:r>
+      <w:r>
+        <w:rPr>
+          <w:rStyle w:val="FunctionTok"/>
+        </w:rPr>
+        <w:t>sapply</w:t>
+      </w:r>
+      <w:r>
+        <w:rPr>
+          <w:rStyle w:val="NormalTok"/>
+        </w:rPr>
+        <w:t>(location</w:t>
+      </w:r>
+      <w:r>
+        <w:rPr>
+          <w:rStyle w:val="SpecialCharTok"/>
+        </w:rPr>
+        <w:t>$</w:t>
+      </w:r>
+      <w:r>
+        <w:rPr>
+          <w:rStyle w:val="NormalTok"/>
+        </w:rPr>
+        <w:t xml:space="preserve">prov_code, </w:t>
+      </w:r>
+      <w:r>
+        <w:rPr>
+          <w:rStyle w:val="ControlFlowTok"/>
+        </w:rPr>
+        <w:t>function</w:t>
+      </w:r>
+      <w:r>
+        <w:rPr>
+          <w:rStyle w:val="NormalTok"/>
+        </w:rPr>
+        <w:t>(x) {</w:t>
+      </w:r>
+      <w:r>
+        <w:br/>
+      </w:r>
+      <w:r>
+        <w:rPr>
+          <w:rStyle w:val="NormalTok"/>
+        </w:rPr>
+        <w:t xml:space="preserve">  parts </w:t>
+      </w:r>
+      <w:r>
+        <w:rPr>
+          <w:rStyle w:val="OtherTok"/>
+        </w:rPr>
+        <w:t>&lt;-</w:t>
+      </w:r>
+      <w:r>
+        <w:rPr>
+          <w:rStyle w:val="NormalTok"/>
+        </w:rPr>
+        <w:t xml:space="preserve"> </w:t>
+      </w:r>
+      <w:r>
+        <w:rPr>
+          <w:rStyle w:val="FunctionTok"/>
+        </w:rPr>
+        <w:t>str_split</w:t>
+      </w:r>
+      <w:r>
+        <w:rPr>
+          <w:rStyle w:val="NormalTok"/>
+        </w:rPr>
+        <w:t xml:space="preserve">(x, </w:t>
+      </w:r>
+      <w:r>
+        <w:rPr>
+          <w:rStyle w:val="StringTok"/>
+        </w:rPr>
+        <w:t>"_"</w:t>
+      </w:r>
+      <w:r>
+        <w:rPr>
+          <w:rStyle w:val="NormalTok"/>
+        </w:rPr>
+        <w:t>)[[</w:t>
+      </w:r>
+      <w:r>
+        <w:rPr>
+          <w:rStyle w:val="DecValTok"/>
+        </w:rPr>
+        <w:t>1</w:t>
+      </w:r>
+      <w:r>
+        <w:rPr>
+          <w:rStyle w:val="NormalTok"/>
+        </w:rPr>
+        <w:t>]]</w:t>
+      </w:r>
+      <w:r>
         <w:br/>
       </w:r>
       <w:r>
@@ -5371,220 +5578,37 @@
         <w:rPr>
           <w:rStyle w:val="FunctionTok"/>
         </w:rPr>
-        <w:t>unique</w:t>
-      </w:r>
-      <w:r>
-        <w:rPr>
-          <w:rStyle w:val="NormalTok"/>
-        </w:rPr>
-        <w:t>(</w:t>
-      </w:r>
-      <w:r>
-        <w:br/>
-      </w:r>
-      <w:r>
-        <w:rPr>
-          <w:rStyle w:val="NormalTok"/>
-        </w:rPr>
-        <w:t xml:space="preserve">    </w:t>
-      </w:r>
-      <w:r>
-        <w:rPr>
-          <w:rStyle w:val="FunctionTok"/>
-        </w:rPr>
-        <w:t>unlist</w:t>
-      </w:r>
-      <w:r>
-        <w:rPr>
-          <w:rStyle w:val="NormalTok"/>
-        </w:rPr>
-        <w:t>(</w:t>
-      </w:r>
-      <w:r>
-        <w:br/>
-      </w:r>
-      <w:r>
-        <w:rPr>
-          <w:rStyle w:val="NormalTok"/>
-        </w:rPr>
-        <w:t xml:space="preserve">      </w:t>
-      </w:r>
-      <w:r>
-        <w:rPr>
-          <w:rStyle w:val="FunctionTok"/>
-        </w:rPr>
-        <w:t>str_split</w:t>
-      </w:r>
-      <w:r>
-        <w:rPr>
-          <w:rStyle w:val="NormalTok"/>
-        </w:rPr>
-        <w:t>(location</w:t>
-      </w:r>
-      <w:r>
-        <w:rPr>
-          <w:rStyle w:val="SpecialCharTok"/>
-        </w:rPr>
-        <w:t>$</w:t>
-      </w:r>
-      <w:r>
-        <w:rPr>
-          <w:rStyle w:val="NormalTok"/>
-        </w:rPr>
-        <w:t xml:space="preserve">prov_code, </w:t>
-      </w:r>
-      <w:r>
-        <w:rPr>
-          <w:rStyle w:val="StringTok"/>
-        </w:rPr>
-        <w:t>"</w:t>
-      </w:r>
-      <w:r>
-        <w:rPr>
-          <w:rStyle w:val="SpecialCharTok"/>
-        </w:rPr>
-        <w:t>\\</w:t>
-      </w:r>
-      <w:r>
-        <w:rPr>
-          <w:rStyle w:val="StringTok"/>
-        </w:rPr>
-        <w:t>_"</w:t>
-      </w:r>
-      <w:r>
-        <w:rPr>
-          <w:rStyle w:val="NormalTok"/>
-        </w:rPr>
-        <w:t>)</w:t>
-      </w:r>
-      <w:r>
-        <w:br/>
-      </w:r>
-      <w:r>
-        <w:rPr>
-          <w:rStyle w:val="NormalTok"/>
-        </w:rPr>
-        <w:t xml:space="preserve">                               )</w:t>
-      </w:r>
-      <w:r>
-        <w:br/>
-      </w:r>
-      <w:r>
-        <w:rPr>
-          <w:rStyle w:val="NormalTok"/>
-        </w:rPr>
-        <w:t xml:space="preserve">                        )</w:t>
-      </w:r>
-      <w:r>
-        <w:br/>
-      </w:r>
-      <w:r>
-        <w:br/>
-      </w:r>
-      <w:r>
-        <w:br/>
-      </w:r>
-      <w:r>
-        <w:rPr>
-          <w:rStyle w:val="NormalTok"/>
-        </w:rPr>
-        <w:t xml:space="preserve">prov[,prov_lvls] </w:t>
-      </w:r>
-      <w:r>
-        <w:rPr>
-          <w:rStyle w:val="OtherTok"/>
-        </w:rPr>
-        <w:t>&lt;-</w:t>
-      </w:r>
-      <w:r>
-        <w:rPr>
-          <w:rStyle w:val="NormalTok"/>
-        </w:rPr>
-        <w:t xml:space="preserve"> </w:t>
-      </w:r>
-      <w:r>
-        <w:rPr>
-          <w:rStyle w:val="FunctionTok"/>
-        </w:rPr>
-        <w:t>sapply</w:t>
-      </w:r>
-      <w:r>
-        <w:rPr>
-          <w:rStyle w:val="NormalTok"/>
-        </w:rPr>
-        <w:t xml:space="preserve">(prov_lvls, </w:t>
-      </w:r>
-      <w:r>
-        <w:br/>
-      </w:r>
-      <w:r>
-        <w:rPr>
-          <w:rStyle w:val="NormalTok"/>
-        </w:rPr>
-        <w:t xml:space="preserve">                                      </w:t>
-      </w:r>
-      <w:r>
-        <w:rPr>
-          <w:rStyle w:val="ControlFlowTok"/>
-        </w:rPr>
-        <w:t>function</w:t>
-      </w:r>
-      <w:r>
-        <w:rPr>
-          <w:rStyle w:val="NormalTok"/>
-        </w:rPr>
-        <w:t>(y){</w:t>
-      </w:r>
-      <w:r>
-        <w:br/>
-      </w:r>
-      <w:r>
-        <w:rPr>
-          <w:rStyle w:val="NormalTok"/>
-        </w:rPr>
-        <w:t xml:space="preserve">                                        </w:t>
-      </w:r>
-      <w:r>
-        <w:rPr>
-          <w:rStyle w:val="FunctionTok"/>
-        </w:rPr>
-        <w:t>str_count</w:t>
-      </w:r>
-      <w:r>
-        <w:rPr>
-          <w:rStyle w:val="NormalTok"/>
-        </w:rPr>
-        <w:t>(location</w:t>
-      </w:r>
-      <w:r>
-        <w:rPr>
-          <w:rStyle w:val="SpecialCharTok"/>
-        </w:rPr>
-        <w:t>$</w:t>
-      </w:r>
-      <w:r>
-        <w:rPr>
-          <w:rStyle w:val="NormalTok"/>
-        </w:rPr>
-        <w:t>prov_code, y)</w:t>
-      </w:r>
-      <w:r>
-        <w:br/>
-      </w:r>
-      <w:r>
-        <w:rPr>
-          <w:rStyle w:val="NormalTok"/>
-        </w:rPr>
-        <w:t xml:space="preserve">                                        }</w:t>
-      </w:r>
-      <w:r>
-        <w:br/>
-      </w:r>
-      <w:r>
-        <w:rPr>
-          <w:rStyle w:val="NormalTok"/>
-        </w:rPr>
-        <w:t xml:space="preserve">                                      )</w:t>
+        <w:t>as.integer</w:t>
+      </w:r>
+      <w:r>
+        <w:rPr>
+          <w:rStyle w:val="NormalTok"/>
+        </w:rPr>
+        <w:t xml:space="preserve">(prov_lvls </w:t>
+      </w:r>
+      <w:r>
+        <w:rPr>
+          <w:rStyle w:val="SpecialCharTok"/>
+        </w:rPr>
+        <w:t>%in%</w:t>
+      </w:r>
+      <w:r>
+        <w:rPr>
+          <w:rStyle w:val="NormalTok"/>
+        </w:rPr>
+        <w:t xml:space="preserve"> parts)</w:t>
+      </w:r>
+      <w:r>
+        <w:br/>
+      </w:r>
+      <w:r>
+        <w:rPr>
+          <w:rStyle w:val="NormalTok"/>
+        </w:rPr>
+        <w:t>}))</w:t>
+      </w:r>
+      <w:r>
+        <w:br/>
       </w:r>
       <w:r>
         <w:br/>
@@ -6048,7 +6072,7 @@
         <w:rPr>
           <w:rStyle w:val="VerbatimChar"/>
         </w:rPr>
-        <w:t>## # A tibble: 7 × 3</w:t>
+        <w:t>## # A tibble: 4 × 3</w:t>
       </w:r>
       <w:r>
         <w:br/>
@@ -6075,8 +6099,7 @@
         <w:rPr>
           <w:rStyle w:val="VerbatimChar"/>
         </w:rPr>
-        <w:lastRenderedPageBreak/>
-        <w:t>## 1 1                     421         78</w:t>
+        <w:t>## 1 1                     517         95</w:t>
       </w:r>
       <w:r>
         <w:br/>
@@ -6085,7 +6108,7 @@
         <w:rPr>
           <w:rStyle w:val="VerbatimChar"/>
         </w:rPr>
-        <w:t>## 2 2                      46          8</w:t>
+        <w:t>## 2 2                      22          4</w:t>
       </w:r>
       <w:r>
         <w:br/>
@@ -6094,7 +6117,7 @@
         <w:rPr>
           <w:rStyle w:val="VerbatimChar"/>
         </w:rPr>
-        <w:t>## 3 3                      56         10</w:t>
+        <w:t>## 3 3                       2          0</w:t>
       </w:r>
       <w:r>
         <w:br/>
@@ -6103,34 +6126,7 @@
         <w:rPr>
           <w:rStyle w:val="VerbatimChar"/>
         </w:rPr>
-        <w:t>## 4 4                       5          1</w:t>
-      </w:r>
-      <w:r>
-        <w:br/>
-      </w:r>
-      <w:r>
-        <w:rPr>
-          <w:rStyle w:val="VerbatimChar"/>
-        </w:rPr>
-        <w:t>## 5 5                       8          1</w:t>
-      </w:r>
-      <w:r>
-        <w:br/>
-      </w:r>
-      <w:r>
-        <w:rPr>
-          <w:rStyle w:val="VerbatimChar"/>
-        </w:rPr>
-        <w:t>## 6 6                       5          1</w:t>
-      </w:r>
-      <w:r>
-        <w:br/>
-      </w:r>
-      <w:r>
-        <w:rPr>
-          <w:rStyle w:val="VerbatimChar"/>
-        </w:rPr>
-        <w:t>## 7 11                      1          0</w:t>
+        <w:t>## 4 4                       1          0</w:t>
       </w:r>
     </w:p>
     <w:p>
@@ -6138,6 +6134,7 @@
         <w:pStyle w:val="FirstParagraph"/>
       </w:pPr>
       <w:r>
+        <w:lastRenderedPageBreak/>
         <w:t>Create a data frame with number of publication per province</w:t>
       </w:r>
     </w:p>
@@ -6550,7 +6547,7 @@
         <w:pStyle w:val="Heading2"/>
       </w:pPr>
       <w:bookmarkStart w:id="16" w:name="ecoregions"/>
-      <w:bookmarkStart w:id="17" w:name="_Toc230857981"/>
+      <w:bookmarkStart w:id="17" w:name="_Toc232696685"/>
       <w:bookmarkEnd w:id="14"/>
       <w:r>
         <w:t>Ecoregions</w:t>
@@ -7025,7 +7022,6 @@
         <w:rPr>
           <w:rStyle w:val="NormalTok"/>
         </w:rPr>
-        <w:lastRenderedPageBreak/>
         <w:t xml:space="preserve">       )</w:t>
       </w:r>
       <w:r>
@@ -7123,6 +7119,7 @@
         <w:rPr>
           <w:rStyle w:val="NormalTok"/>
         </w:rPr>
+        <w:lastRenderedPageBreak/>
         <w:t xml:space="preserve">ecoreg_per_record_df </w:t>
       </w:r>
       <w:r>
@@ -8057,7 +8054,6 @@
         <w:rPr>
           <w:rStyle w:val="NormalTok"/>
         </w:rPr>
-        <w:lastRenderedPageBreak/>
         <w:t xml:space="preserve">  </w:t>
       </w:r>
       <w:r>
@@ -8289,9 +8285,10 @@
         <w:pStyle w:val="Heading2"/>
       </w:pPr>
       <w:bookmarkStart w:id="18" w:name="realms"/>
-      <w:bookmarkStart w:id="19" w:name="_Toc230857982"/>
+      <w:bookmarkStart w:id="19" w:name="_Toc232696686"/>
       <w:bookmarkEnd w:id="16"/>
       <w:r>
+        <w:lastRenderedPageBreak/>
         <w:t>Realms</w:t>
       </w:r>
       <w:bookmarkEnd w:id="19"/>
@@ -8640,7 +8637,7 @@
         <w:pStyle w:val="Heading2"/>
       </w:pPr>
       <w:bookmarkStart w:id="20" w:name="Xcccc856798639fd953149da29372fec3e898081"/>
-      <w:bookmarkStart w:id="21" w:name="_Toc230857983"/>
+      <w:bookmarkStart w:id="21" w:name="_Toc232696687"/>
       <w:bookmarkEnd w:id="18"/>
       <w:r>
         <w:t>Export geographical distribution summary tables</w:t>
@@ -8762,7 +8759,7 @@
         <w:pStyle w:val="Heading1"/>
       </w:pPr>
       <w:bookmarkStart w:id="22" w:name="count-columns-with-combo"/>
-      <w:bookmarkStart w:id="23" w:name="_Toc230857984"/>
+      <w:bookmarkStart w:id="23" w:name="_Toc232696688"/>
       <w:bookmarkEnd w:id="12"/>
       <w:bookmarkEnd w:id="20"/>
       <w:r>
@@ -8911,7 +8908,6 @@
         <w:pStyle w:val="FirstParagraph"/>
       </w:pPr>
       <w:r>
-        <w:lastRenderedPageBreak/>
         <w:t>Prepare data set with columns that need count only and add percentage column</w:t>
       </w:r>
     </w:p>
@@ -9034,6 +9030,7 @@
         <w:rPr>
           <w:rStyle w:val="NormalTok"/>
         </w:rPr>
+        <w:lastRenderedPageBreak/>
         <w:t xml:space="preserve">  counts </w:t>
       </w:r>
       <w:r>
@@ -9582,7 +9579,7 @@
         <w:pStyle w:val="Heading3"/>
       </w:pPr>
       <w:bookmarkStart w:id="24" w:name="export-summary-tables"/>
-      <w:bookmarkStart w:id="25" w:name="_Toc230857985"/>
+      <w:bookmarkStart w:id="25" w:name="_Toc232696689"/>
       <w:r>
         <w:t>Export summary tables</w:t>
       </w:r>
@@ -10134,223 +10131,223 @@
         <w:rPr>
           <w:rStyle w:val="NormalTok"/>
         </w:rPr>
+        <w:t xml:space="preserve">  </w:t>
+      </w:r>
+      <w:r>
+        <w:rPr>
+          <w:rStyle w:val="FunctionTok"/>
+        </w:rPr>
+        <w:t>labs</w:t>
+      </w:r>
+      <w:r>
+        <w:rPr>
+          <w:rStyle w:val="NormalTok"/>
+        </w:rPr>
+        <w:t>(</w:t>
+      </w:r>
+      <w:r>
+        <w:rPr>
+          <w:rStyle w:val="AttributeTok"/>
+        </w:rPr>
+        <w:t>title =</w:t>
+      </w:r>
+      <w:r>
+        <w:rPr>
+          <w:rStyle w:val="NormalTok"/>
+        </w:rPr>
+        <w:t xml:space="preserve"> var)</w:t>
+      </w:r>
+      <w:r>
+        <w:rPr>
+          <w:rStyle w:val="SpecialCharTok"/>
+        </w:rPr>
+        <w:t>+</w:t>
+      </w:r>
+      <w:r>
+        <w:br/>
+      </w:r>
+      <w:r>
+        <w:rPr>
+          <w:rStyle w:val="NormalTok"/>
+        </w:rPr>
+        <w:t xml:space="preserve">    </w:t>
+      </w:r>
+      <w:r>
+        <w:rPr>
+          <w:rStyle w:val="FunctionTok"/>
+        </w:rPr>
+        <w:t>theme</w:t>
+      </w:r>
+      <w:r>
+        <w:rPr>
+          <w:rStyle w:val="NormalTok"/>
+        </w:rPr>
+        <w:t>(</w:t>
+      </w:r>
+      <w:r>
+        <w:rPr>
+          <w:rStyle w:val="AttributeTok"/>
+        </w:rPr>
+        <w:t>plot.title =</w:t>
+      </w:r>
+      <w:r>
+        <w:rPr>
+          <w:rStyle w:val="NormalTok"/>
+        </w:rPr>
+        <w:t xml:space="preserve"> </w:t>
+      </w:r>
+      <w:r>
+        <w:rPr>
+          <w:rStyle w:val="FunctionTok"/>
+        </w:rPr>
+        <w:t>element_text</w:t>
+      </w:r>
+      <w:r>
+        <w:rPr>
+          <w:rStyle w:val="NormalTok"/>
+        </w:rPr>
+        <w:t>(</w:t>
+      </w:r>
+      <w:r>
+        <w:rPr>
+          <w:rStyle w:val="AttributeTok"/>
+        </w:rPr>
+        <w:t>hjust =</w:t>
+      </w:r>
+      <w:r>
+        <w:rPr>
+          <w:rStyle w:val="NormalTok"/>
+        </w:rPr>
+        <w:t xml:space="preserve"> </w:t>
+      </w:r>
+      <w:r>
+        <w:rPr>
+          <w:rStyle w:val="FloatTok"/>
+        </w:rPr>
+        <w:t>0.5</w:t>
+      </w:r>
+      <w:r>
+        <w:rPr>
+          <w:rStyle w:val="NormalTok"/>
+        </w:rPr>
+        <w:t xml:space="preserve">, </w:t>
+      </w:r>
+      <w:r>
+        <w:rPr>
+          <w:rStyle w:val="AttributeTok"/>
+        </w:rPr>
+        <w:t>size=</w:t>
+      </w:r>
+      <w:r>
+        <w:rPr>
+          <w:rStyle w:val="NormalTok"/>
+        </w:rPr>
+        <w:t xml:space="preserve"> </w:t>
+      </w:r>
+      <w:r>
+        <w:rPr>
+          <w:rStyle w:val="DecValTok"/>
+        </w:rPr>
+        <w:t>20</w:t>
+      </w:r>
+      <w:r>
+        <w:rPr>
+          <w:rStyle w:val="NormalTok"/>
+        </w:rPr>
+        <w:t>),</w:t>
+      </w:r>
+      <w:r>
+        <w:br/>
+      </w:r>
+      <w:r>
+        <w:rPr>
+          <w:rStyle w:val="NormalTok"/>
+        </w:rPr>
+        <w:t xml:space="preserve">          </w:t>
+      </w:r>
+      <w:r>
+        <w:rPr>
+          <w:rStyle w:val="AttributeTok"/>
+        </w:rPr>
+        <w:t>legend.position =</w:t>
+      </w:r>
+      <w:r>
+        <w:rPr>
+          <w:rStyle w:val="NormalTok"/>
+        </w:rPr>
+        <w:t xml:space="preserve"> </w:t>
+      </w:r>
+      <w:r>
+        <w:rPr>
+          <w:rStyle w:val="StringTok"/>
+        </w:rPr>
+        <w:t>"none"</w:t>
+      </w:r>
+      <w:r>
+        <w:rPr>
+          <w:rStyle w:val="NormalTok"/>
+        </w:rPr>
+        <w:t>)</w:t>
+      </w:r>
+      <w:r>
+        <w:br/>
+      </w:r>
+      <w:r>
+        <w:rPr>
+          <w:rStyle w:val="NormalTok"/>
+        </w:rPr>
+        <w:t xml:space="preserve">  </w:t>
+      </w:r>
+      <w:r>
+        <w:br/>
+      </w:r>
+      <w:r>
+        <w:rPr>
+          <w:rStyle w:val="NormalTok"/>
+        </w:rPr>
+        <w:t>}</w:t>
+      </w:r>
+      <w:r>
+        <w:br/>
+      </w:r>
+      <w:r>
+        <w:br/>
+      </w:r>
+      <w:r>
+        <w:rPr>
+          <w:rStyle w:val="NormalTok"/>
+        </w:rPr>
+        <w:t xml:space="preserve">treemap_counts </w:t>
+      </w:r>
+      <w:r>
+        <w:rPr>
+          <w:rStyle w:val="OtherTok"/>
+        </w:rPr>
+        <w:t>&lt;-</w:t>
+      </w:r>
+      <w:r>
+        <w:rPr>
+          <w:rStyle w:val="NormalTok"/>
+        </w:rPr>
+        <w:t xml:space="preserve"> </w:t>
+      </w:r>
+      <w:r>
+        <w:rPr>
+          <w:rStyle w:val="FunctionTok"/>
+        </w:rPr>
+        <w:t>list</w:t>
+      </w:r>
+      <w:r>
+        <w:rPr>
+          <w:rStyle w:val="NormalTok"/>
+        </w:rPr>
+        <w:t>()</w:t>
+      </w:r>
+      <w:r>
+        <w:br/>
+      </w:r>
+      <w:r>
         <w:lastRenderedPageBreak/>
-        <w:t xml:space="preserve">  </w:t>
-      </w:r>
-      <w:r>
-        <w:rPr>
-          <w:rStyle w:val="FunctionTok"/>
-        </w:rPr>
-        <w:t>labs</w:t>
-      </w:r>
-      <w:r>
-        <w:rPr>
-          <w:rStyle w:val="NormalTok"/>
-        </w:rPr>
-        <w:t>(</w:t>
-      </w:r>
-      <w:r>
-        <w:rPr>
-          <w:rStyle w:val="AttributeTok"/>
-        </w:rPr>
-        <w:t>title =</w:t>
-      </w:r>
-      <w:r>
-        <w:rPr>
-          <w:rStyle w:val="NormalTok"/>
-        </w:rPr>
-        <w:t xml:space="preserve"> var)</w:t>
-      </w:r>
-      <w:r>
-        <w:rPr>
-          <w:rStyle w:val="SpecialCharTok"/>
-        </w:rPr>
-        <w:t>+</w:t>
-      </w:r>
-      <w:r>
-        <w:br/>
-      </w:r>
-      <w:r>
-        <w:rPr>
-          <w:rStyle w:val="NormalTok"/>
-        </w:rPr>
-        <w:t xml:space="preserve">    </w:t>
-      </w:r>
-      <w:r>
-        <w:rPr>
-          <w:rStyle w:val="FunctionTok"/>
-        </w:rPr>
-        <w:t>theme</w:t>
-      </w:r>
-      <w:r>
-        <w:rPr>
-          <w:rStyle w:val="NormalTok"/>
-        </w:rPr>
-        <w:t>(</w:t>
-      </w:r>
-      <w:r>
-        <w:rPr>
-          <w:rStyle w:val="AttributeTok"/>
-        </w:rPr>
-        <w:t>plot.title =</w:t>
-      </w:r>
-      <w:r>
-        <w:rPr>
-          <w:rStyle w:val="NormalTok"/>
-        </w:rPr>
-        <w:t xml:space="preserve"> </w:t>
-      </w:r>
-      <w:r>
-        <w:rPr>
-          <w:rStyle w:val="FunctionTok"/>
-        </w:rPr>
-        <w:t>element_text</w:t>
-      </w:r>
-      <w:r>
-        <w:rPr>
-          <w:rStyle w:val="NormalTok"/>
-        </w:rPr>
-        <w:t>(</w:t>
-      </w:r>
-      <w:r>
-        <w:rPr>
-          <w:rStyle w:val="AttributeTok"/>
-        </w:rPr>
-        <w:t>hjust =</w:t>
-      </w:r>
-      <w:r>
-        <w:rPr>
-          <w:rStyle w:val="NormalTok"/>
-        </w:rPr>
-        <w:t xml:space="preserve"> </w:t>
-      </w:r>
-      <w:r>
-        <w:rPr>
-          <w:rStyle w:val="FloatTok"/>
-        </w:rPr>
-        <w:t>0.5</w:t>
-      </w:r>
-      <w:r>
-        <w:rPr>
-          <w:rStyle w:val="NormalTok"/>
-        </w:rPr>
-        <w:t xml:space="preserve">, </w:t>
-      </w:r>
-      <w:r>
-        <w:rPr>
-          <w:rStyle w:val="AttributeTok"/>
-        </w:rPr>
-        <w:t>size=</w:t>
-      </w:r>
-      <w:r>
-        <w:rPr>
-          <w:rStyle w:val="NormalTok"/>
-        </w:rPr>
-        <w:t xml:space="preserve"> </w:t>
-      </w:r>
-      <w:r>
-        <w:rPr>
-          <w:rStyle w:val="DecValTok"/>
-        </w:rPr>
-        <w:t>20</w:t>
-      </w:r>
-      <w:r>
-        <w:rPr>
-          <w:rStyle w:val="NormalTok"/>
-        </w:rPr>
-        <w:t>),</w:t>
-      </w:r>
-      <w:r>
-        <w:br/>
-      </w:r>
-      <w:r>
-        <w:rPr>
-          <w:rStyle w:val="NormalTok"/>
-        </w:rPr>
-        <w:t xml:space="preserve">          </w:t>
-      </w:r>
-      <w:r>
-        <w:rPr>
-          <w:rStyle w:val="AttributeTok"/>
-        </w:rPr>
-        <w:t>legend.position =</w:t>
-      </w:r>
-      <w:r>
-        <w:rPr>
-          <w:rStyle w:val="NormalTok"/>
-        </w:rPr>
-        <w:t xml:space="preserve"> </w:t>
-      </w:r>
-      <w:r>
-        <w:rPr>
-          <w:rStyle w:val="StringTok"/>
-        </w:rPr>
-        <w:t>"none"</w:t>
-      </w:r>
-      <w:r>
-        <w:rPr>
-          <w:rStyle w:val="NormalTok"/>
-        </w:rPr>
-        <w:t>)</w:t>
-      </w:r>
-      <w:r>
-        <w:br/>
-      </w:r>
-      <w:r>
-        <w:rPr>
-          <w:rStyle w:val="NormalTok"/>
-        </w:rPr>
-        <w:t xml:space="preserve">  </w:t>
-      </w:r>
-      <w:r>
-        <w:br/>
-      </w:r>
-      <w:r>
-        <w:rPr>
-          <w:rStyle w:val="NormalTok"/>
-        </w:rPr>
-        <w:t>}</w:t>
-      </w:r>
-      <w:r>
-        <w:br/>
-      </w:r>
-      <w:r>
-        <w:br/>
-      </w:r>
-      <w:r>
-        <w:rPr>
-          <w:rStyle w:val="NormalTok"/>
-        </w:rPr>
-        <w:t xml:space="preserve">treemap_counts </w:t>
-      </w:r>
-      <w:r>
-        <w:rPr>
-          <w:rStyle w:val="OtherTok"/>
-        </w:rPr>
-        <w:t>&lt;-</w:t>
-      </w:r>
-      <w:r>
-        <w:rPr>
-          <w:rStyle w:val="NormalTok"/>
-        </w:rPr>
-        <w:t xml:space="preserve"> </w:t>
-      </w:r>
-      <w:r>
-        <w:rPr>
-          <w:rStyle w:val="FunctionTok"/>
-        </w:rPr>
-        <w:t>list</w:t>
-      </w:r>
-      <w:r>
-        <w:rPr>
-          <w:rStyle w:val="NormalTok"/>
-        </w:rPr>
-        <w:t>()</w:t>
-      </w:r>
-      <w:r>
-        <w:br/>
-      </w:r>
-      <w:r>
         <w:br/>
       </w:r>
       <w:r>
@@ -10519,7 +10516,7 @@
           <w:noProof/>
         </w:rPr>
         <w:drawing>
-          <wp:inline distT="0" distB="0" distL="0" distR="0" wp14:anchorId="767F41FB" wp14:editId="0B134421">
+          <wp:inline distT="0" distB="0" distL="0" distR="0" wp14:anchorId="6620500E" wp14:editId="00AC113E">
             <wp:extent cx="4620126" cy="3696101"/>
             <wp:effectExtent l="0" t="0" r="0" b="0"/>
             <wp:docPr id="21" name="Picture"/>
@@ -10886,160 +10883,160 @@
         <w:rPr>
           <w:rStyle w:val="NormalTok"/>
         </w:rPr>
+        <w:t xml:space="preserve">                     </w:t>
+      </w:r>
+      <w:r>
+        <w:rPr>
+          <w:rStyle w:val="StringTok"/>
+        </w:rPr>
+        <w:t>"Treemap_counts"</w:t>
+      </w:r>
+      <w:r>
+        <w:rPr>
+          <w:rStyle w:val="NormalTok"/>
+        </w:rPr>
+        <w:t>),</w:t>
+      </w:r>
+      <w:r>
+        <w:br/>
+      </w:r>
+      <w:r>
+        <w:rPr>
+          <w:rStyle w:val="NormalTok"/>
+        </w:rPr>
+        <w:t xml:space="preserve">         </w:t>
+      </w:r>
+      <w:r>
+        <w:rPr>
+          <w:rStyle w:val="AttributeTok"/>
+        </w:rPr>
+        <w:t>create.dir =</w:t>
+      </w:r>
+      <w:r>
+        <w:rPr>
+          <w:rStyle w:val="NormalTok"/>
+        </w:rPr>
+        <w:t xml:space="preserve"> T</w:t>
+      </w:r>
+      <w:r>
+        <w:br/>
+      </w:r>
+      <w:r>
+        <w:rPr>
+          <w:rStyle w:val="NormalTok"/>
+        </w:rPr>
+        <w:t xml:space="preserve">         )</w:t>
+      </w:r>
+      <w:r>
+        <w:br/>
+      </w:r>
+      <w:r>
+        <w:rPr>
+          <w:rStyle w:val="NormalTok"/>
+        </w:rPr>
+        <w:t xml:space="preserve">  })</w:t>
+      </w:r>
+      <w:r>
+        <w:br/>
+      </w:r>
+      <w:r>
+        <w:br/>
+      </w:r>
+      <w:r>
+        <w:rPr>
+          <w:rStyle w:val="FunctionTok"/>
+        </w:rPr>
+        <w:t>lapply</w:t>
+      </w:r>
+      <w:r>
+        <w:rPr>
+          <w:rStyle w:val="NormalTok"/>
+        </w:rPr>
+        <w:t>(</w:t>
+      </w:r>
+      <w:r>
+        <w:rPr>
+          <w:rStyle w:val="FunctionTok"/>
+        </w:rPr>
+        <w:t>names</w:t>
+      </w:r>
+      <w:r>
+        <w:rPr>
+          <w:rStyle w:val="NormalTok"/>
+        </w:rPr>
+        <w:t xml:space="preserve">(treemap_counts), </w:t>
+      </w:r>
+      <w:r>
+        <w:rPr>
+          <w:rStyle w:val="ControlFlowTok"/>
+        </w:rPr>
+        <w:t>function</w:t>
+      </w:r>
+      <w:r>
+        <w:rPr>
+          <w:rStyle w:val="NormalTok"/>
+        </w:rPr>
+        <w:t>(x){</w:t>
+      </w:r>
+      <w:r>
+        <w:br/>
+      </w:r>
+      <w:r>
+        <w:rPr>
+          <w:rStyle w:val="NormalTok"/>
+        </w:rPr>
+        <w:t xml:space="preserve">  </w:t>
+      </w:r>
+      <w:r>
+        <w:rPr>
+          <w:rStyle w:val="FunctionTok"/>
+        </w:rPr>
+        <w:t>ggsave</w:t>
+      </w:r>
+      <w:r>
+        <w:rPr>
+          <w:rStyle w:val="NormalTok"/>
+        </w:rPr>
+        <w:t>(</w:t>
+      </w:r>
+      <w:r>
+        <w:rPr>
+          <w:rStyle w:val="AttributeTok"/>
+        </w:rPr>
+        <w:t>filename=</w:t>
+      </w:r>
+      <w:r>
+        <w:rPr>
+          <w:rStyle w:val="FunctionTok"/>
+        </w:rPr>
+        <w:t>paste0</w:t>
+      </w:r>
+      <w:r>
+        <w:rPr>
+          <w:rStyle w:val="NormalTok"/>
+        </w:rPr>
+        <w:t>(x,</w:t>
+      </w:r>
+      <w:r>
+        <w:rPr>
+          <w:rStyle w:val="StringTok"/>
+        </w:rPr>
+        <w:t>".png"</w:t>
+      </w:r>
+      <w:r>
+        <w:rPr>
+          <w:rStyle w:val="NormalTok"/>
+        </w:rPr>
+        <w:t xml:space="preserve">), </w:t>
+      </w:r>
+      <w:r>
+        <w:br/>
+      </w:r>
+      <w:r>
+        <w:rPr>
+          <w:rStyle w:val="NormalTok"/>
+        </w:rPr>
         <w:lastRenderedPageBreak/>
-        <w:t xml:space="preserve">                     </w:t>
-      </w:r>
-      <w:r>
-        <w:rPr>
-          <w:rStyle w:val="StringTok"/>
-        </w:rPr>
-        <w:t>"Treemap_counts"</w:t>
-      </w:r>
-      <w:r>
-        <w:rPr>
-          <w:rStyle w:val="NormalTok"/>
-        </w:rPr>
-        <w:t>),</w:t>
-      </w:r>
-      <w:r>
-        <w:br/>
-      </w:r>
-      <w:r>
-        <w:rPr>
-          <w:rStyle w:val="NormalTok"/>
-        </w:rPr>
-        <w:t xml:space="preserve">         </w:t>
-      </w:r>
-      <w:r>
-        <w:rPr>
-          <w:rStyle w:val="AttributeTok"/>
-        </w:rPr>
-        <w:t>create.dir =</w:t>
-      </w:r>
-      <w:r>
-        <w:rPr>
-          <w:rStyle w:val="NormalTok"/>
-        </w:rPr>
-        <w:t xml:space="preserve"> T</w:t>
-      </w:r>
-      <w:r>
-        <w:br/>
-      </w:r>
-      <w:r>
-        <w:rPr>
-          <w:rStyle w:val="NormalTok"/>
-        </w:rPr>
-        <w:t xml:space="preserve">         )</w:t>
-      </w:r>
-      <w:r>
-        <w:br/>
-      </w:r>
-      <w:r>
-        <w:rPr>
-          <w:rStyle w:val="NormalTok"/>
-        </w:rPr>
-        <w:t xml:space="preserve">  })</w:t>
-      </w:r>
-      <w:r>
-        <w:br/>
-      </w:r>
-      <w:r>
-        <w:br/>
-      </w:r>
-      <w:r>
-        <w:rPr>
-          <w:rStyle w:val="FunctionTok"/>
-        </w:rPr>
-        <w:t>lapply</w:t>
-      </w:r>
-      <w:r>
-        <w:rPr>
-          <w:rStyle w:val="NormalTok"/>
-        </w:rPr>
-        <w:t>(</w:t>
-      </w:r>
-      <w:r>
-        <w:rPr>
-          <w:rStyle w:val="FunctionTok"/>
-        </w:rPr>
-        <w:t>names</w:t>
-      </w:r>
-      <w:r>
-        <w:rPr>
-          <w:rStyle w:val="NormalTok"/>
-        </w:rPr>
-        <w:t xml:space="preserve">(treemap_counts), </w:t>
-      </w:r>
-      <w:r>
-        <w:rPr>
-          <w:rStyle w:val="ControlFlowTok"/>
-        </w:rPr>
-        <w:t>function</w:t>
-      </w:r>
-      <w:r>
-        <w:rPr>
-          <w:rStyle w:val="NormalTok"/>
-        </w:rPr>
-        <w:t>(x){</w:t>
-      </w:r>
-      <w:r>
-        <w:br/>
-      </w:r>
-      <w:r>
-        <w:rPr>
-          <w:rStyle w:val="NormalTok"/>
-        </w:rPr>
-        <w:t xml:space="preserve">  </w:t>
-      </w:r>
-      <w:r>
-        <w:rPr>
-          <w:rStyle w:val="FunctionTok"/>
-        </w:rPr>
-        <w:t>ggsave</w:t>
-      </w:r>
-      <w:r>
-        <w:rPr>
-          <w:rStyle w:val="NormalTok"/>
-        </w:rPr>
-        <w:t>(</w:t>
-      </w:r>
-      <w:r>
-        <w:rPr>
-          <w:rStyle w:val="AttributeTok"/>
-        </w:rPr>
-        <w:t>filename=</w:t>
-      </w:r>
-      <w:r>
-        <w:rPr>
-          <w:rStyle w:val="FunctionTok"/>
-        </w:rPr>
-        <w:t>paste0</w:t>
-      </w:r>
-      <w:r>
-        <w:rPr>
-          <w:rStyle w:val="NormalTok"/>
-        </w:rPr>
-        <w:t>(x,</w:t>
-      </w:r>
-      <w:r>
-        <w:rPr>
-          <w:rStyle w:val="StringTok"/>
-        </w:rPr>
-        <w:t>".png"</w:t>
-      </w:r>
-      <w:r>
-        <w:rPr>
-          <w:rStyle w:val="NormalTok"/>
-        </w:rPr>
-        <w:t xml:space="preserve">), </w:t>
-      </w:r>
-      <w:r>
-        <w:br/>
-      </w:r>
-      <w:r>
-        <w:rPr>
-          <w:rStyle w:val="NormalTok"/>
-        </w:rPr>
         <w:t xml:space="preserve">         </w:t>
       </w:r>
       <w:r>
@@ -11294,7 +11291,7 @@
         <w:pStyle w:val="Heading1"/>
       </w:pPr>
       <w:bookmarkStart w:id="26" w:name="X5501c6844fa53979ffb437bc627e03ded81c587"/>
-      <w:bookmarkStart w:id="27" w:name="_Toc230857986"/>
+      <w:bookmarkStart w:id="27" w:name="_Toc232696690"/>
       <w:bookmarkEnd w:id="22"/>
       <w:bookmarkEnd w:id="24"/>
       <w:r>
@@ -11727,253 +11724,253 @@
         <w:rPr>
           <w:rStyle w:val="NormalTok"/>
         </w:rPr>
+        <w:t xml:space="preserve">  </w:t>
+      </w:r>
+      <w:r>
+        <w:rPr>
+          <w:rStyle w:val="FunctionTok"/>
+        </w:rPr>
+        <w:t>colnames</w:t>
+      </w:r>
+      <w:r>
+        <w:rPr>
+          <w:rStyle w:val="NormalTok"/>
+        </w:rPr>
+        <w:t xml:space="preserve">(count_results_method[[col_name]]) </w:t>
+      </w:r>
+      <w:r>
+        <w:rPr>
+          <w:rStyle w:val="OtherTok"/>
+        </w:rPr>
+        <w:t>&lt;-</w:t>
+      </w:r>
+      <w:r>
+        <w:rPr>
+          <w:rStyle w:val="NormalTok"/>
+        </w:rPr>
+        <w:t xml:space="preserve"> </w:t>
+      </w:r>
+      <w:r>
+        <w:rPr>
+          <w:rStyle w:val="FunctionTok"/>
+        </w:rPr>
+        <w:t>c</w:t>
+      </w:r>
+      <w:r>
+        <w:rPr>
+          <w:rStyle w:val="NormalTok"/>
+        </w:rPr>
+        <w:t xml:space="preserve">(col_name, </w:t>
+      </w:r>
+      <w:r>
+        <w:rPr>
+          <w:rStyle w:val="StringTok"/>
+        </w:rPr>
+        <w:t>"Count"</w:t>
+      </w:r>
+      <w:r>
+        <w:rPr>
+          <w:rStyle w:val="NormalTok"/>
+        </w:rPr>
+        <w:t>)</w:t>
+      </w:r>
+      <w:r>
+        <w:br/>
+      </w:r>
+      <w:r>
+        <w:rPr>
+          <w:rStyle w:val="NormalTok"/>
+        </w:rPr>
+        <w:t xml:space="preserve">  </w:t>
+      </w:r>
+      <w:r>
+        <w:br/>
+      </w:r>
+      <w:r>
+        <w:rPr>
+          <w:rStyle w:val="NormalTok"/>
+        </w:rPr>
+        <w:t xml:space="preserve">  count_results_method[[col_name]] </w:t>
+      </w:r>
+      <w:r>
+        <w:rPr>
+          <w:rStyle w:val="SpecialCharTok"/>
+        </w:rPr>
+        <w:t>%&lt;&gt;%</w:t>
+      </w:r>
+      <w:r>
+        <w:rPr>
+          <w:rStyle w:val="NormalTok"/>
+        </w:rPr>
+        <w:t xml:space="preserve"> </w:t>
+      </w:r>
+      <w:r>
+        <w:br/>
+      </w:r>
+      <w:r>
+        <w:rPr>
+          <w:rStyle w:val="NormalTok"/>
+        </w:rPr>
+        <w:t xml:space="preserve">    </w:t>
+      </w:r>
+      <w:r>
+        <w:rPr>
+          <w:rStyle w:val="FunctionTok"/>
+        </w:rPr>
+        <w:t>filter</w:t>
+      </w:r>
+      <w:r>
+        <w:rPr>
+          <w:rStyle w:val="NormalTok"/>
+        </w:rPr>
+        <w:t>(</w:t>
+      </w:r>
+      <w:r>
+        <w:br/>
+      </w:r>
+      <w:r>
+        <w:rPr>
+          <w:rStyle w:val="NormalTok"/>
+        </w:rPr>
+        <w:t xml:space="preserve">      </w:t>
+      </w:r>
+      <w:r>
+        <w:rPr>
+          <w:rStyle w:val="FunctionTok"/>
+        </w:rPr>
+        <w:t>if_all</w:t>
+      </w:r>
+      <w:r>
+        <w:rPr>
+          <w:rStyle w:val="NormalTok"/>
+        </w:rPr>
+        <w:t>(</w:t>
+      </w:r>
+      <w:r>
+        <w:rPr>
+          <w:rStyle w:val="AttributeTok"/>
+        </w:rPr>
+        <w:t>.cols =</w:t>
+      </w:r>
+      <w:r>
+        <w:rPr>
+          <w:rStyle w:val="NormalTok"/>
+        </w:rPr>
+        <w:t xml:space="preserve"> </w:t>
+      </w:r>
+      <w:r>
+        <w:rPr>
+          <w:rStyle w:val="FunctionTok"/>
+        </w:rPr>
+        <w:t>everything</w:t>
+      </w:r>
+      <w:r>
+        <w:rPr>
+          <w:rStyle w:val="NormalTok"/>
+        </w:rPr>
+        <w:t xml:space="preserve">(), </w:t>
+      </w:r>
+      <w:r>
+        <w:rPr>
+          <w:rStyle w:val="SpecialCharTok"/>
+        </w:rPr>
+        <w:t>~</w:t>
+      </w:r>
+      <w:r>
+        <w:rPr>
+          <w:rStyle w:val="NormalTok"/>
+        </w:rPr>
+        <w:t xml:space="preserve"> </w:t>
+      </w:r>
+      <w:r>
+        <w:rPr>
+          <w:rStyle w:val="SpecialCharTok"/>
+        </w:rPr>
+        <w:t>!</w:t>
+      </w:r>
+      <w:r>
+        <w:rPr>
+          <w:rStyle w:val="FunctionTok"/>
+        </w:rPr>
+        <w:t>grepl</w:t>
+      </w:r>
+      <w:r>
+        <w:rPr>
+          <w:rStyle w:val="NormalTok"/>
+        </w:rPr>
+        <w:t>(</w:t>
+      </w:r>
+      <w:r>
+        <w:rPr>
+          <w:rStyle w:val="StringTok"/>
+        </w:rPr>
+        <w:t>"notapp"</w:t>
+      </w:r>
+      <w:r>
+        <w:rPr>
+          <w:rStyle w:val="NormalTok"/>
+        </w:rPr>
+        <w:t>, .x))</w:t>
+      </w:r>
+      <w:r>
+        <w:br/>
+      </w:r>
+      <w:r>
+        <w:rPr>
+          <w:rStyle w:val="NormalTok"/>
+        </w:rPr>
+        <w:t xml:space="preserve">    ) </w:t>
+      </w:r>
+      <w:r>
+        <w:rPr>
+          <w:rStyle w:val="SpecialCharTok"/>
+        </w:rPr>
+        <w:t>%&gt;%</w:t>
+      </w:r>
+      <w:r>
+        <w:rPr>
+          <w:rStyle w:val="NormalTok"/>
+        </w:rPr>
+        <w:t xml:space="preserve">  </w:t>
+      </w:r>
+      <w:r>
+        <w:rPr>
+          <w:rStyle w:val="CommentTok"/>
+        </w:rPr>
+        <w:t xml:space="preserve"># delete rows with "notapp" </w:t>
+      </w:r>
+      <w:r>
+        <w:br/>
+      </w:r>
+      <w:r>
+        <w:rPr>
+          <w:rStyle w:val="NormalTok"/>
+        </w:rPr>
+        <w:t xml:space="preserve">    tidyr</w:t>
+      </w:r>
+      <w:r>
+        <w:rPr>
+          <w:rStyle w:val="SpecialCharTok"/>
+        </w:rPr>
+        <w:t>::</w:t>
+      </w:r>
+      <w:r>
+        <w:rPr>
+          <w:rStyle w:val="FunctionTok"/>
+        </w:rPr>
+        <w:t>drop_na</w:t>
+      </w:r>
+      <w:r>
+        <w:rPr>
+          <w:rStyle w:val="NormalTok"/>
+        </w:rPr>
+        <w:t>()</w:t>
+      </w:r>
+      <w:r>
+        <w:br/>
+      </w:r>
+      <w:r>
         <w:lastRenderedPageBreak/>
-        <w:t xml:space="preserve">  </w:t>
-      </w:r>
-      <w:r>
-        <w:rPr>
-          <w:rStyle w:val="FunctionTok"/>
-        </w:rPr>
-        <w:t>colnames</w:t>
-      </w:r>
-      <w:r>
-        <w:rPr>
-          <w:rStyle w:val="NormalTok"/>
-        </w:rPr>
-        <w:t xml:space="preserve">(count_results_method[[col_name]]) </w:t>
-      </w:r>
-      <w:r>
-        <w:rPr>
-          <w:rStyle w:val="OtherTok"/>
-        </w:rPr>
-        <w:t>&lt;-</w:t>
-      </w:r>
-      <w:r>
-        <w:rPr>
-          <w:rStyle w:val="NormalTok"/>
-        </w:rPr>
-        <w:t xml:space="preserve"> </w:t>
-      </w:r>
-      <w:r>
-        <w:rPr>
-          <w:rStyle w:val="FunctionTok"/>
-        </w:rPr>
-        <w:t>c</w:t>
-      </w:r>
-      <w:r>
-        <w:rPr>
-          <w:rStyle w:val="NormalTok"/>
-        </w:rPr>
-        <w:t xml:space="preserve">(col_name, </w:t>
-      </w:r>
-      <w:r>
-        <w:rPr>
-          <w:rStyle w:val="StringTok"/>
-        </w:rPr>
-        <w:t>"Count"</w:t>
-      </w:r>
-      <w:r>
-        <w:rPr>
-          <w:rStyle w:val="NormalTok"/>
-        </w:rPr>
-        <w:t>)</w:t>
-      </w:r>
-      <w:r>
-        <w:br/>
-      </w:r>
-      <w:r>
-        <w:rPr>
-          <w:rStyle w:val="NormalTok"/>
-        </w:rPr>
-        <w:t xml:space="preserve">  </w:t>
-      </w:r>
-      <w:r>
-        <w:br/>
-      </w:r>
-      <w:r>
-        <w:rPr>
-          <w:rStyle w:val="NormalTok"/>
-        </w:rPr>
-        <w:t xml:space="preserve">  count_results_method[[col_name]] </w:t>
-      </w:r>
-      <w:r>
-        <w:rPr>
-          <w:rStyle w:val="SpecialCharTok"/>
-        </w:rPr>
-        <w:t>%&lt;&gt;%</w:t>
-      </w:r>
-      <w:r>
-        <w:rPr>
-          <w:rStyle w:val="NormalTok"/>
-        </w:rPr>
-        <w:t xml:space="preserve"> </w:t>
-      </w:r>
-      <w:r>
-        <w:br/>
-      </w:r>
-      <w:r>
-        <w:rPr>
-          <w:rStyle w:val="NormalTok"/>
-        </w:rPr>
-        <w:t xml:space="preserve">    </w:t>
-      </w:r>
-      <w:r>
-        <w:rPr>
-          <w:rStyle w:val="FunctionTok"/>
-        </w:rPr>
-        <w:t>filter</w:t>
-      </w:r>
-      <w:r>
-        <w:rPr>
-          <w:rStyle w:val="NormalTok"/>
-        </w:rPr>
-        <w:t>(</w:t>
-      </w:r>
-      <w:r>
-        <w:br/>
-      </w:r>
-      <w:r>
-        <w:rPr>
-          <w:rStyle w:val="NormalTok"/>
-        </w:rPr>
-        <w:t xml:space="preserve">      </w:t>
-      </w:r>
-      <w:r>
-        <w:rPr>
-          <w:rStyle w:val="FunctionTok"/>
-        </w:rPr>
-        <w:t>if_all</w:t>
-      </w:r>
-      <w:r>
-        <w:rPr>
-          <w:rStyle w:val="NormalTok"/>
-        </w:rPr>
-        <w:t>(</w:t>
-      </w:r>
-      <w:r>
-        <w:rPr>
-          <w:rStyle w:val="AttributeTok"/>
-        </w:rPr>
-        <w:t>.cols =</w:t>
-      </w:r>
-      <w:r>
-        <w:rPr>
-          <w:rStyle w:val="NormalTok"/>
-        </w:rPr>
-        <w:t xml:space="preserve"> </w:t>
-      </w:r>
-      <w:r>
-        <w:rPr>
-          <w:rStyle w:val="FunctionTok"/>
-        </w:rPr>
-        <w:t>everything</w:t>
-      </w:r>
-      <w:r>
-        <w:rPr>
-          <w:rStyle w:val="NormalTok"/>
-        </w:rPr>
-        <w:t xml:space="preserve">(), </w:t>
-      </w:r>
-      <w:r>
-        <w:rPr>
-          <w:rStyle w:val="SpecialCharTok"/>
-        </w:rPr>
-        <w:t>~</w:t>
-      </w:r>
-      <w:r>
-        <w:rPr>
-          <w:rStyle w:val="NormalTok"/>
-        </w:rPr>
-        <w:t xml:space="preserve"> </w:t>
-      </w:r>
-      <w:r>
-        <w:rPr>
-          <w:rStyle w:val="SpecialCharTok"/>
-        </w:rPr>
-        <w:t>!</w:t>
-      </w:r>
-      <w:r>
-        <w:rPr>
-          <w:rStyle w:val="FunctionTok"/>
-        </w:rPr>
-        <w:t>grepl</w:t>
-      </w:r>
-      <w:r>
-        <w:rPr>
-          <w:rStyle w:val="NormalTok"/>
-        </w:rPr>
-        <w:t>(</w:t>
-      </w:r>
-      <w:r>
-        <w:rPr>
-          <w:rStyle w:val="StringTok"/>
-        </w:rPr>
-        <w:t>"notapp"</w:t>
-      </w:r>
-      <w:r>
-        <w:rPr>
-          <w:rStyle w:val="NormalTok"/>
-        </w:rPr>
-        <w:t>, .x))</w:t>
-      </w:r>
-      <w:r>
-        <w:br/>
-      </w:r>
-      <w:r>
-        <w:rPr>
-          <w:rStyle w:val="NormalTok"/>
-        </w:rPr>
-        <w:t xml:space="preserve">    ) </w:t>
-      </w:r>
-      <w:r>
-        <w:rPr>
-          <w:rStyle w:val="SpecialCharTok"/>
-        </w:rPr>
-        <w:t>%&gt;%</w:t>
-      </w:r>
-      <w:r>
-        <w:rPr>
-          <w:rStyle w:val="NormalTok"/>
-        </w:rPr>
-        <w:t xml:space="preserve">  </w:t>
-      </w:r>
-      <w:r>
-        <w:rPr>
-          <w:rStyle w:val="CommentTok"/>
-        </w:rPr>
-        <w:t xml:space="preserve"># delete rows with "notapp" </w:t>
-      </w:r>
-      <w:r>
-        <w:br/>
-      </w:r>
-      <w:r>
-        <w:rPr>
-          <w:rStyle w:val="NormalTok"/>
-        </w:rPr>
-        <w:t xml:space="preserve">    tidyr</w:t>
-      </w:r>
-      <w:r>
-        <w:rPr>
-          <w:rStyle w:val="SpecialCharTok"/>
-        </w:rPr>
-        <w:t>::</w:t>
-      </w:r>
-      <w:r>
-        <w:rPr>
-          <w:rStyle w:val="FunctionTok"/>
-        </w:rPr>
-        <w:t>drop_na</w:t>
-      </w:r>
-      <w:r>
-        <w:rPr>
-          <w:rStyle w:val="NormalTok"/>
-        </w:rPr>
-        <w:t>()</w:t>
-      </w:r>
-      <w:r>
-        <w:br/>
-      </w:r>
-      <w:r>
         <w:br/>
       </w:r>
       <w:r>
@@ -13005,7 +13002,6 @@
         <w:rPr>
           <w:rStyle w:val="NormalTok"/>
         </w:rPr>
-        <w:lastRenderedPageBreak/>
         <w:t xml:space="preserve">  treemap_counts[[col_name]] </w:t>
       </w:r>
       <w:r>
@@ -13101,8 +13097,9 @@
         <w:rPr>
           <w:noProof/>
         </w:rPr>
+        <w:lastRenderedPageBreak/>
         <w:drawing>
-          <wp:inline distT="0" distB="0" distL="0" distR="0" wp14:anchorId="7D2968E5" wp14:editId="38AA2143">
+          <wp:inline distT="0" distB="0" distL="0" distR="0" wp14:anchorId="641E1711" wp14:editId="7167D312">
             <wp:extent cx="4620126" cy="3696101"/>
             <wp:effectExtent l="0" t="0" r="0" b="0"/>
             <wp:docPr id="26" name="Picture"/>
@@ -13829,7 +13826,6 @@
         <w:rPr>
           <w:rStyle w:val="NormalTok"/>
         </w:rPr>
-        <w:lastRenderedPageBreak/>
         <w:t xml:space="preserve">         )</w:t>
       </w:r>
       <w:r>
@@ -13847,7 +13843,7 @@
         <w:pStyle w:val="Heading1"/>
       </w:pPr>
       <w:bookmarkStart w:id="28" w:name="count-columns-split"/>
-      <w:bookmarkStart w:id="29" w:name="_Toc230857987"/>
+      <w:bookmarkStart w:id="29" w:name="_Toc232696691"/>
       <w:bookmarkEnd w:id="26"/>
       <w:r>
         <w:t>COUNT COLUMNS SPLIT</w:t>
@@ -13870,6 +13866,7 @@
         <w:rPr>
           <w:rStyle w:val="NormalTok"/>
         </w:rPr>
+        <w:lastRenderedPageBreak/>
         <w:t xml:space="preserve">split_columns </w:t>
       </w:r>
       <w:r>
@@ -14497,289 +14494,289 @@
         <w:rPr>
           <w:rStyle w:val="NormalTok"/>
         </w:rPr>
+        <w:t xml:space="preserve">  split_results[[col_name]] </w:t>
+      </w:r>
+      <w:r>
+        <w:rPr>
+          <w:rStyle w:val="OtherTok"/>
+        </w:rPr>
+        <w:t>&lt;-</w:t>
+      </w:r>
+      <w:r>
+        <w:rPr>
+          <w:rStyle w:val="NormalTok"/>
+        </w:rPr>
+        <w:t xml:space="preserve"> </w:t>
+      </w:r>
+      <w:r>
+        <w:rPr>
+          <w:rStyle w:val="FunctionTok"/>
+        </w:rPr>
+        <w:t>as.data.frame</w:t>
+      </w:r>
+      <w:r>
+        <w:rPr>
+          <w:rStyle w:val="NormalTok"/>
+        </w:rPr>
+        <w:t>(split_results[[col_name]])</w:t>
+      </w:r>
+      <w:r>
+        <w:br/>
+      </w:r>
+      <w:r>
+        <w:rPr>
+          <w:rStyle w:val="NormalTok"/>
+        </w:rPr>
+        <w:t xml:space="preserve">  </w:t>
+      </w:r>
+      <w:r>
+        <w:br/>
+      </w:r>
+      <w:r>
+        <w:rPr>
+          <w:rStyle w:val="NormalTok"/>
+        </w:rPr>
+        <w:t xml:space="preserve">  split_results[[col_name]] </w:t>
+      </w:r>
+      <w:r>
+        <w:rPr>
+          <w:rStyle w:val="SpecialCharTok"/>
+        </w:rPr>
+        <w:t>%&lt;&gt;%</w:t>
+      </w:r>
+      <w:r>
+        <w:rPr>
+          <w:rStyle w:val="NormalTok"/>
+        </w:rPr>
+        <w:t xml:space="preserve"> </w:t>
+      </w:r>
+      <w:r>
+        <w:rPr>
+          <w:rStyle w:val="CommentTok"/>
+        </w:rPr>
+        <w:t># delete rows with missing values</w:t>
+      </w:r>
+      <w:r>
+        <w:br/>
+      </w:r>
+      <w:r>
+        <w:rPr>
+          <w:rStyle w:val="NormalTok"/>
+        </w:rPr>
+        <w:t xml:space="preserve">    </w:t>
+      </w:r>
+      <w:r>
+        <w:rPr>
+          <w:rStyle w:val="FunctionTok"/>
+        </w:rPr>
+        <w:t>select</w:t>
+      </w:r>
+      <w:r>
+        <w:rPr>
+          <w:rStyle w:val="NormalTok"/>
+        </w:rPr>
+        <w:t>(</w:t>
+      </w:r>
+      <w:r>
+        <w:rPr>
+          <w:rStyle w:val="FunctionTok"/>
+        </w:rPr>
+        <w:t>where</w:t>
+      </w:r>
+      <w:r>
+        <w:rPr>
+          <w:rStyle w:val="NormalTok"/>
+        </w:rPr>
+        <w:t>(</w:t>
+      </w:r>
+      <w:r>
+        <w:rPr>
+          <w:rStyle w:val="ControlFlowTok"/>
+        </w:rPr>
+        <w:t>function</w:t>
+      </w:r>
+      <w:r>
+        <w:rPr>
+          <w:rStyle w:val="NormalTok"/>
+        </w:rPr>
+        <w:t xml:space="preserve">(x) </w:t>
+      </w:r>
+      <w:r>
+        <w:rPr>
+          <w:rStyle w:val="FunctionTok"/>
+        </w:rPr>
+        <w:t>any</w:t>
+      </w:r>
+      <w:r>
+        <w:rPr>
+          <w:rStyle w:val="NormalTok"/>
+        </w:rPr>
+        <w:t>(</w:t>
+      </w:r>
+      <w:r>
+        <w:rPr>
+          <w:rStyle w:val="SpecialCharTok"/>
+        </w:rPr>
+        <w:t>!</w:t>
+      </w:r>
+      <w:r>
+        <w:rPr>
+          <w:rStyle w:val="FunctionTok"/>
+        </w:rPr>
+        <w:t>is.na</w:t>
+      </w:r>
+      <w:r>
+        <w:rPr>
+          <w:rStyle w:val="NormalTok"/>
+        </w:rPr>
+        <w:t xml:space="preserve">(x)))) </w:t>
+      </w:r>
+      <w:r>
+        <w:rPr>
+          <w:rStyle w:val="SpecialCharTok"/>
+        </w:rPr>
+        <w:t>%&gt;%</w:t>
+      </w:r>
+      <w:r>
+        <w:br/>
+      </w:r>
+      <w:r>
+        <w:rPr>
+          <w:rStyle w:val="NormalTok"/>
+        </w:rPr>
+        <w:t xml:space="preserve">    </w:t>
+      </w:r>
+      <w:r>
+        <w:rPr>
+          <w:rStyle w:val="FunctionTok"/>
+        </w:rPr>
+        <w:t>select</w:t>
+      </w:r>
+      <w:r>
+        <w:rPr>
+          <w:rStyle w:val="NormalTok"/>
+        </w:rPr>
+        <w:t>(</w:t>
+      </w:r>
+      <w:r>
+        <w:rPr>
+          <w:rStyle w:val="SpecialCharTok"/>
+        </w:rPr>
+        <w:t>-</w:t>
+      </w:r>
+      <w:r>
+        <w:rPr>
+          <w:rStyle w:val="FunctionTok"/>
+        </w:rPr>
+        <w:t>any_of</w:t>
+      </w:r>
+      <w:r>
+        <w:rPr>
+          <w:rStyle w:val="NormalTok"/>
+        </w:rPr>
+        <w:t>(</w:t>
+      </w:r>
+      <w:r>
+        <w:rPr>
+          <w:rStyle w:val="StringTok"/>
+        </w:rPr>
+        <w:t>"notapp"</w:t>
+      </w:r>
+      <w:r>
+        <w:rPr>
+          <w:rStyle w:val="NormalTok"/>
+        </w:rPr>
+        <w:t xml:space="preserve">)) </w:t>
+      </w:r>
+      <w:r>
+        <w:rPr>
+          <w:rStyle w:val="SpecialCharTok"/>
+        </w:rPr>
+        <w:t>%&gt;%</w:t>
+      </w:r>
+      <w:r>
+        <w:br/>
+      </w:r>
+      <w:r>
+        <w:rPr>
+          <w:rStyle w:val="NormalTok"/>
+        </w:rPr>
+        <w:t xml:space="preserve">    tidyr</w:t>
+      </w:r>
+      <w:r>
+        <w:rPr>
+          <w:rStyle w:val="SpecialCharTok"/>
+        </w:rPr>
+        <w:t>::</w:t>
+      </w:r>
+      <w:r>
+        <w:rPr>
+          <w:rStyle w:val="FunctionTok"/>
+        </w:rPr>
+        <w:t>drop_na</w:t>
+      </w:r>
+      <w:r>
+        <w:rPr>
+          <w:rStyle w:val="NormalTok"/>
+        </w:rPr>
+        <w:t>()</w:t>
+      </w:r>
+      <w:r>
+        <w:br/>
+      </w:r>
+      <w:r>
+        <w:rPr>
+          <w:rStyle w:val="NormalTok"/>
+        </w:rPr>
+        <w:t xml:space="preserve">  </w:t>
+      </w:r>
+      <w:r>
+        <w:br/>
+      </w:r>
+      <w:r>
+        <w:rPr>
+          <w:rStyle w:val="NormalTok"/>
+        </w:rPr>
+        <w:t xml:space="preserve">    split_tot[[col_name]] </w:t>
+      </w:r>
+      <w:r>
+        <w:rPr>
+          <w:rStyle w:val="OtherTok"/>
+        </w:rPr>
+        <w:t>&lt;-</w:t>
+      </w:r>
+      <w:r>
+        <w:rPr>
+          <w:rStyle w:val="NormalTok"/>
+        </w:rPr>
+        <w:t xml:space="preserve"> </w:t>
+      </w:r>
+      <w:r>
+        <w:rPr>
+          <w:rStyle w:val="FunctionTok"/>
+        </w:rPr>
+        <w:t>as.data.frame</w:t>
+      </w:r>
+      <w:r>
+        <w:rPr>
+          <w:rStyle w:val="NormalTok"/>
+        </w:rPr>
+        <w:t xml:space="preserve">(split_results[[col_name]]) </w:t>
+      </w:r>
+      <w:r>
+        <w:rPr>
+          <w:rStyle w:val="SpecialCharTok"/>
+        </w:rPr>
+        <w:t>%&gt;%</w:t>
+      </w:r>
+      <w:r>
+        <w:br/>
+      </w:r>
+      <w:r>
+        <w:rPr>
+          <w:rStyle w:val="NormalTok"/>
+        </w:rPr>
         <w:lastRenderedPageBreak/>
-        <w:t xml:space="preserve">  split_results[[col_name]] </w:t>
-      </w:r>
-      <w:r>
-        <w:rPr>
-          <w:rStyle w:val="OtherTok"/>
-        </w:rPr>
-        <w:t>&lt;-</w:t>
-      </w:r>
-      <w:r>
-        <w:rPr>
-          <w:rStyle w:val="NormalTok"/>
-        </w:rPr>
-        <w:t xml:space="preserve"> </w:t>
-      </w:r>
-      <w:r>
-        <w:rPr>
-          <w:rStyle w:val="FunctionTok"/>
-        </w:rPr>
-        <w:t>as.data.frame</w:t>
-      </w:r>
-      <w:r>
-        <w:rPr>
-          <w:rStyle w:val="NormalTok"/>
-        </w:rPr>
-        <w:t>(split_results[[col_name]])</w:t>
-      </w:r>
-      <w:r>
-        <w:br/>
-      </w:r>
-      <w:r>
-        <w:rPr>
-          <w:rStyle w:val="NormalTok"/>
-        </w:rPr>
-        <w:t xml:space="preserve">  </w:t>
-      </w:r>
-      <w:r>
-        <w:br/>
-      </w:r>
-      <w:r>
-        <w:rPr>
-          <w:rStyle w:val="NormalTok"/>
-        </w:rPr>
-        <w:t xml:space="preserve">  split_results[[col_name]] </w:t>
-      </w:r>
-      <w:r>
-        <w:rPr>
-          <w:rStyle w:val="SpecialCharTok"/>
-        </w:rPr>
-        <w:t>%&lt;&gt;%</w:t>
-      </w:r>
-      <w:r>
-        <w:rPr>
-          <w:rStyle w:val="NormalTok"/>
-        </w:rPr>
-        <w:t xml:space="preserve"> </w:t>
-      </w:r>
-      <w:r>
-        <w:rPr>
-          <w:rStyle w:val="CommentTok"/>
-        </w:rPr>
-        <w:t># delete rows with missing values</w:t>
-      </w:r>
-      <w:r>
-        <w:br/>
-      </w:r>
-      <w:r>
-        <w:rPr>
-          <w:rStyle w:val="NormalTok"/>
-        </w:rPr>
-        <w:t xml:space="preserve">    </w:t>
-      </w:r>
-      <w:r>
-        <w:rPr>
-          <w:rStyle w:val="FunctionTok"/>
-        </w:rPr>
-        <w:t>select</w:t>
-      </w:r>
-      <w:r>
-        <w:rPr>
-          <w:rStyle w:val="NormalTok"/>
-        </w:rPr>
-        <w:t>(</w:t>
-      </w:r>
-      <w:r>
-        <w:rPr>
-          <w:rStyle w:val="FunctionTok"/>
-        </w:rPr>
-        <w:t>where</w:t>
-      </w:r>
-      <w:r>
-        <w:rPr>
-          <w:rStyle w:val="NormalTok"/>
-        </w:rPr>
-        <w:t>(</w:t>
-      </w:r>
-      <w:r>
-        <w:rPr>
-          <w:rStyle w:val="ControlFlowTok"/>
-        </w:rPr>
-        <w:t>function</w:t>
-      </w:r>
-      <w:r>
-        <w:rPr>
-          <w:rStyle w:val="NormalTok"/>
-        </w:rPr>
-        <w:t xml:space="preserve">(x) </w:t>
-      </w:r>
-      <w:r>
-        <w:rPr>
-          <w:rStyle w:val="FunctionTok"/>
-        </w:rPr>
-        <w:t>any</w:t>
-      </w:r>
-      <w:r>
-        <w:rPr>
-          <w:rStyle w:val="NormalTok"/>
-        </w:rPr>
-        <w:t>(</w:t>
-      </w:r>
-      <w:r>
-        <w:rPr>
-          <w:rStyle w:val="SpecialCharTok"/>
-        </w:rPr>
-        <w:t>!</w:t>
-      </w:r>
-      <w:r>
-        <w:rPr>
-          <w:rStyle w:val="FunctionTok"/>
-        </w:rPr>
-        <w:t>is.na</w:t>
-      </w:r>
-      <w:r>
-        <w:rPr>
-          <w:rStyle w:val="NormalTok"/>
-        </w:rPr>
-        <w:t xml:space="preserve">(x)))) </w:t>
-      </w:r>
-      <w:r>
-        <w:rPr>
-          <w:rStyle w:val="SpecialCharTok"/>
-        </w:rPr>
-        <w:t>%&gt;%</w:t>
-      </w:r>
-      <w:r>
-        <w:br/>
-      </w:r>
-      <w:r>
-        <w:rPr>
-          <w:rStyle w:val="NormalTok"/>
-        </w:rPr>
-        <w:t xml:space="preserve">    </w:t>
-      </w:r>
-      <w:r>
-        <w:rPr>
-          <w:rStyle w:val="FunctionTok"/>
-        </w:rPr>
-        <w:t>select</w:t>
-      </w:r>
-      <w:r>
-        <w:rPr>
-          <w:rStyle w:val="NormalTok"/>
-        </w:rPr>
-        <w:t>(</w:t>
-      </w:r>
-      <w:r>
-        <w:rPr>
-          <w:rStyle w:val="SpecialCharTok"/>
-        </w:rPr>
-        <w:t>-</w:t>
-      </w:r>
-      <w:r>
-        <w:rPr>
-          <w:rStyle w:val="FunctionTok"/>
-        </w:rPr>
-        <w:t>any_of</w:t>
-      </w:r>
-      <w:r>
-        <w:rPr>
-          <w:rStyle w:val="NormalTok"/>
-        </w:rPr>
-        <w:t>(</w:t>
-      </w:r>
-      <w:r>
-        <w:rPr>
-          <w:rStyle w:val="StringTok"/>
-        </w:rPr>
-        <w:t>"notapp"</w:t>
-      </w:r>
-      <w:r>
-        <w:rPr>
-          <w:rStyle w:val="NormalTok"/>
-        </w:rPr>
-        <w:t xml:space="preserve">)) </w:t>
-      </w:r>
-      <w:r>
-        <w:rPr>
-          <w:rStyle w:val="SpecialCharTok"/>
-        </w:rPr>
-        <w:t>%&gt;%</w:t>
-      </w:r>
-      <w:r>
-        <w:br/>
-      </w:r>
-      <w:r>
-        <w:rPr>
-          <w:rStyle w:val="NormalTok"/>
-        </w:rPr>
-        <w:t xml:space="preserve">    tidyr</w:t>
-      </w:r>
-      <w:r>
-        <w:rPr>
-          <w:rStyle w:val="SpecialCharTok"/>
-        </w:rPr>
-        <w:t>::</w:t>
-      </w:r>
-      <w:r>
-        <w:rPr>
-          <w:rStyle w:val="FunctionTok"/>
-        </w:rPr>
-        <w:t>drop_na</w:t>
-      </w:r>
-      <w:r>
-        <w:rPr>
-          <w:rStyle w:val="NormalTok"/>
-        </w:rPr>
-        <w:t>()</w:t>
-      </w:r>
-      <w:r>
-        <w:br/>
-      </w:r>
-      <w:r>
-        <w:rPr>
-          <w:rStyle w:val="NormalTok"/>
-        </w:rPr>
-        <w:t xml:space="preserve">  </w:t>
-      </w:r>
-      <w:r>
-        <w:br/>
-      </w:r>
-      <w:r>
-        <w:rPr>
-          <w:rStyle w:val="NormalTok"/>
-        </w:rPr>
-        <w:t xml:space="preserve">    split_tot[[col_name]] </w:t>
-      </w:r>
-      <w:r>
-        <w:rPr>
-          <w:rStyle w:val="OtherTok"/>
-        </w:rPr>
-        <w:t>&lt;-</w:t>
-      </w:r>
-      <w:r>
-        <w:rPr>
-          <w:rStyle w:val="NormalTok"/>
-        </w:rPr>
-        <w:t xml:space="preserve"> </w:t>
-      </w:r>
-      <w:r>
-        <w:rPr>
-          <w:rStyle w:val="FunctionTok"/>
-        </w:rPr>
-        <w:t>as.data.frame</w:t>
-      </w:r>
-      <w:r>
-        <w:rPr>
-          <w:rStyle w:val="NormalTok"/>
-        </w:rPr>
-        <w:t xml:space="preserve">(split_results[[col_name]]) </w:t>
-      </w:r>
-      <w:r>
-        <w:rPr>
-          <w:rStyle w:val="SpecialCharTok"/>
-        </w:rPr>
-        <w:t>%&gt;%</w:t>
-      </w:r>
-      <w:r>
-        <w:br/>
-      </w:r>
-      <w:r>
-        <w:rPr>
-          <w:rStyle w:val="NormalTok"/>
-        </w:rPr>
         <w:t xml:space="preserve">    </w:t>
       </w:r>
       <w:r>
@@ -15799,259 +15796,259 @@
         <w:rPr>
           <w:rStyle w:val="NormalTok"/>
         </w:rPr>
+        <w:t xml:space="preserve">    </w:t>
+      </w:r>
+      <w:r>
+        <w:rPr>
+          <w:rStyle w:val="AttributeTok"/>
+        </w:rPr>
+        <w:t>color =</w:t>
+      </w:r>
+      <w:r>
+        <w:rPr>
+          <w:rStyle w:val="NormalTok"/>
+        </w:rPr>
+        <w:t xml:space="preserve"> </w:t>
+      </w:r>
+      <w:r>
+        <w:rPr>
+          <w:rStyle w:val="StringTok"/>
+        </w:rPr>
+        <w:t>"black"</w:t>
+      </w:r>
+      <w:r>
+        <w:rPr>
+          <w:rStyle w:val="NormalTok"/>
+        </w:rPr>
+        <w:t>,</w:t>
+      </w:r>
+      <w:r>
+        <w:br/>
+      </w:r>
+      <w:r>
+        <w:rPr>
+          <w:rStyle w:val="NormalTok"/>
+        </w:rPr>
+        <w:t xml:space="preserve">    </w:t>
+      </w:r>
+      <w:r>
+        <w:rPr>
+          <w:rStyle w:val="AttributeTok"/>
+        </w:rPr>
+        <w:t>size =</w:t>
+      </w:r>
+      <w:r>
+        <w:rPr>
+          <w:rStyle w:val="NormalTok"/>
+        </w:rPr>
+        <w:t xml:space="preserve"> </w:t>
+      </w:r>
+      <w:r>
+        <w:rPr>
+          <w:rStyle w:val="FloatTok"/>
+        </w:rPr>
+        <w:t>2.5</w:t>
+      </w:r>
+      <w:r>
+        <w:br/>
+      </w:r>
+      <w:r>
+        <w:rPr>
+          <w:rStyle w:val="NormalTok"/>
+        </w:rPr>
+        <w:t xml:space="preserve">  )</w:t>
+      </w:r>
+      <w:r>
+        <w:rPr>
+          <w:rStyle w:val="SpecialCharTok"/>
+        </w:rPr>
+        <w:t>+</w:t>
+      </w:r>
+      <w:r>
+        <w:br/>
+      </w:r>
+      <w:r>
+        <w:rPr>
+          <w:rStyle w:val="NormalTok"/>
+        </w:rPr>
+        <w:t xml:space="preserve">  </w:t>
+      </w:r>
+      <w:r>
+        <w:rPr>
+          <w:rStyle w:val="FunctionTok"/>
+        </w:rPr>
+        <w:t>labs</w:t>
+      </w:r>
+      <w:r>
+        <w:rPr>
+          <w:rStyle w:val="NormalTok"/>
+        </w:rPr>
+        <w:t>(</w:t>
+      </w:r>
+      <w:r>
+        <w:rPr>
+          <w:rStyle w:val="AttributeTok"/>
+        </w:rPr>
+        <w:t>y =</w:t>
+      </w:r>
+      <w:r>
+        <w:rPr>
+          <w:rStyle w:val="NormalTok"/>
+        </w:rPr>
+        <w:t xml:space="preserve"> </w:t>
+      </w:r>
+      <w:r>
+        <w:rPr>
+          <w:rStyle w:val="StringTok"/>
+        </w:rPr>
+        <w:t>"# Publications"</w:t>
+      </w:r>
+      <w:r>
+        <w:rPr>
+          <w:rStyle w:val="NormalTok"/>
+        </w:rPr>
+        <w:t xml:space="preserve">, </w:t>
+      </w:r>
+      <w:r>
+        <w:rPr>
+          <w:rStyle w:val="AttributeTok"/>
+        </w:rPr>
+        <w:t>x =</w:t>
+      </w:r>
+      <w:r>
+        <w:rPr>
+          <w:rStyle w:val="NormalTok"/>
+        </w:rPr>
+        <w:t xml:space="preserve"> var) </w:t>
+      </w:r>
+      <w:r>
+        <w:rPr>
+          <w:rStyle w:val="SpecialCharTok"/>
+        </w:rPr>
+        <w:t>+</w:t>
+      </w:r>
+      <w:r>
+        <w:br/>
+      </w:r>
+      <w:r>
+        <w:rPr>
+          <w:rStyle w:val="NormalTok"/>
+        </w:rPr>
+        <w:t xml:space="preserve">  </w:t>
+      </w:r>
+      <w:r>
+        <w:rPr>
+          <w:rStyle w:val="FunctionTok"/>
+        </w:rPr>
+        <w:t>theme_minimal</w:t>
+      </w:r>
+      <w:r>
+        <w:rPr>
+          <w:rStyle w:val="NormalTok"/>
+        </w:rPr>
+        <w:t xml:space="preserve">() </w:t>
+      </w:r>
+      <w:r>
+        <w:rPr>
+          <w:rStyle w:val="SpecialCharTok"/>
+        </w:rPr>
+        <w:t>+</w:t>
+      </w:r>
+      <w:r>
+        <w:br/>
+      </w:r>
+      <w:r>
+        <w:rPr>
+          <w:rStyle w:val="NormalTok"/>
+        </w:rPr>
+        <w:t xml:space="preserve">  </w:t>
+      </w:r>
+      <w:r>
+        <w:rPr>
+          <w:rStyle w:val="FunctionTok"/>
+        </w:rPr>
+        <w:t>coord_flip</w:t>
+      </w:r>
+      <w:r>
+        <w:rPr>
+          <w:rStyle w:val="NormalTok"/>
+        </w:rPr>
+        <w:t>()</w:t>
+      </w:r>
+      <w:r>
+        <w:rPr>
+          <w:rStyle w:val="SpecialCharTok"/>
+        </w:rPr>
+        <w:t>+</w:t>
+      </w:r>
+      <w:r>
+        <w:rPr>
+          <w:rStyle w:val="NormalTok"/>
+        </w:rPr>
+        <w:t xml:space="preserve">  </w:t>
+      </w:r>
+      <w:r>
+        <w:rPr>
+          <w:rStyle w:val="CommentTok"/>
+        </w:rPr>
+        <w:t># optional: flips for horizontal bars</w:t>
+      </w:r>
+      <w:r>
+        <w:br/>
+      </w:r>
+      <w:r>
+        <w:rPr>
+          <w:rStyle w:val="NormalTok"/>
+        </w:rPr>
+        <w:t xml:space="preserve">  </w:t>
+      </w:r>
+      <w:r>
+        <w:rPr>
+          <w:rStyle w:val="FunctionTok"/>
+        </w:rPr>
+        <w:t>theme</w:t>
+      </w:r>
+      <w:r>
+        <w:rPr>
+          <w:rStyle w:val="NormalTok"/>
+        </w:rPr>
+        <w:t>(</w:t>
+      </w:r>
+      <w:r>
+        <w:rPr>
+          <w:rStyle w:val="AttributeTok"/>
+        </w:rPr>
+        <w:t>legend.position =</w:t>
+      </w:r>
+      <w:r>
+        <w:rPr>
+          <w:rStyle w:val="StringTok"/>
+        </w:rPr>
+        <w:t>"none"</w:t>
+      </w:r>
+      <w:r>
+        <w:rPr>
+          <w:rStyle w:val="NormalTok"/>
+        </w:rPr>
+        <w:t>)</w:t>
+      </w:r>
+      <w:r>
+        <w:br/>
+      </w:r>
+      <w:r>
+        <w:rPr>
+          <w:rStyle w:val="NormalTok"/>
+        </w:rPr>
+        <w:t xml:space="preserve">  </w:t>
+      </w:r>
+      <w:r>
+        <w:br/>
+      </w:r>
+      <w:r>
+        <w:rPr>
+          <w:rStyle w:val="NormalTok"/>
+        </w:rPr>
         <w:lastRenderedPageBreak/>
-        <w:t xml:space="preserve">    </w:t>
-      </w:r>
-      <w:r>
-        <w:rPr>
-          <w:rStyle w:val="AttributeTok"/>
-        </w:rPr>
-        <w:t>color =</w:t>
-      </w:r>
-      <w:r>
-        <w:rPr>
-          <w:rStyle w:val="NormalTok"/>
-        </w:rPr>
-        <w:t xml:space="preserve"> </w:t>
-      </w:r>
-      <w:r>
-        <w:rPr>
-          <w:rStyle w:val="StringTok"/>
-        </w:rPr>
-        <w:t>"black"</w:t>
-      </w:r>
-      <w:r>
-        <w:rPr>
-          <w:rStyle w:val="NormalTok"/>
-        </w:rPr>
-        <w:t>,</w:t>
-      </w:r>
-      <w:r>
-        <w:br/>
-      </w:r>
-      <w:r>
-        <w:rPr>
-          <w:rStyle w:val="NormalTok"/>
-        </w:rPr>
-        <w:t xml:space="preserve">    </w:t>
-      </w:r>
-      <w:r>
-        <w:rPr>
-          <w:rStyle w:val="AttributeTok"/>
-        </w:rPr>
-        <w:t>size =</w:t>
-      </w:r>
-      <w:r>
-        <w:rPr>
-          <w:rStyle w:val="NormalTok"/>
-        </w:rPr>
-        <w:t xml:space="preserve"> </w:t>
-      </w:r>
-      <w:r>
-        <w:rPr>
-          <w:rStyle w:val="FloatTok"/>
-        </w:rPr>
-        <w:t>2.5</w:t>
-      </w:r>
-      <w:r>
-        <w:br/>
-      </w:r>
-      <w:r>
-        <w:rPr>
-          <w:rStyle w:val="NormalTok"/>
-        </w:rPr>
-        <w:t xml:space="preserve">  )</w:t>
-      </w:r>
-      <w:r>
-        <w:rPr>
-          <w:rStyle w:val="SpecialCharTok"/>
-        </w:rPr>
-        <w:t>+</w:t>
-      </w:r>
-      <w:r>
-        <w:br/>
-      </w:r>
-      <w:r>
-        <w:rPr>
-          <w:rStyle w:val="NormalTok"/>
-        </w:rPr>
-        <w:t xml:space="preserve">  </w:t>
-      </w:r>
-      <w:r>
-        <w:rPr>
-          <w:rStyle w:val="FunctionTok"/>
-        </w:rPr>
-        <w:t>labs</w:t>
-      </w:r>
-      <w:r>
-        <w:rPr>
-          <w:rStyle w:val="NormalTok"/>
-        </w:rPr>
-        <w:t>(</w:t>
-      </w:r>
-      <w:r>
-        <w:rPr>
-          <w:rStyle w:val="AttributeTok"/>
-        </w:rPr>
-        <w:t>y =</w:t>
-      </w:r>
-      <w:r>
-        <w:rPr>
-          <w:rStyle w:val="NormalTok"/>
-        </w:rPr>
-        <w:t xml:space="preserve"> </w:t>
-      </w:r>
-      <w:r>
-        <w:rPr>
-          <w:rStyle w:val="StringTok"/>
-        </w:rPr>
-        <w:t>"# Publications"</w:t>
-      </w:r>
-      <w:r>
-        <w:rPr>
-          <w:rStyle w:val="NormalTok"/>
-        </w:rPr>
-        <w:t xml:space="preserve">, </w:t>
-      </w:r>
-      <w:r>
-        <w:rPr>
-          <w:rStyle w:val="AttributeTok"/>
-        </w:rPr>
-        <w:t>x =</w:t>
-      </w:r>
-      <w:r>
-        <w:rPr>
-          <w:rStyle w:val="NormalTok"/>
-        </w:rPr>
-        <w:t xml:space="preserve"> var) </w:t>
-      </w:r>
-      <w:r>
-        <w:rPr>
-          <w:rStyle w:val="SpecialCharTok"/>
-        </w:rPr>
-        <w:t>+</w:t>
-      </w:r>
-      <w:r>
-        <w:br/>
-      </w:r>
-      <w:r>
-        <w:rPr>
-          <w:rStyle w:val="NormalTok"/>
-        </w:rPr>
-        <w:t xml:space="preserve">  </w:t>
-      </w:r>
-      <w:r>
-        <w:rPr>
-          <w:rStyle w:val="FunctionTok"/>
-        </w:rPr>
-        <w:t>theme_minimal</w:t>
-      </w:r>
-      <w:r>
-        <w:rPr>
-          <w:rStyle w:val="NormalTok"/>
-        </w:rPr>
-        <w:t xml:space="preserve">() </w:t>
-      </w:r>
-      <w:r>
-        <w:rPr>
-          <w:rStyle w:val="SpecialCharTok"/>
-        </w:rPr>
-        <w:t>+</w:t>
-      </w:r>
-      <w:r>
-        <w:br/>
-      </w:r>
-      <w:r>
-        <w:rPr>
-          <w:rStyle w:val="NormalTok"/>
-        </w:rPr>
-        <w:t xml:space="preserve">  </w:t>
-      </w:r>
-      <w:r>
-        <w:rPr>
-          <w:rStyle w:val="FunctionTok"/>
-        </w:rPr>
-        <w:t>coord_flip</w:t>
-      </w:r>
-      <w:r>
-        <w:rPr>
-          <w:rStyle w:val="NormalTok"/>
-        </w:rPr>
-        <w:t>()</w:t>
-      </w:r>
-      <w:r>
-        <w:rPr>
-          <w:rStyle w:val="SpecialCharTok"/>
-        </w:rPr>
-        <w:t>+</w:t>
-      </w:r>
-      <w:r>
-        <w:rPr>
-          <w:rStyle w:val="NormalTok"/>
-        </w:rPr>
-        <w:t xml:space="preserve">  </w:t>
-      </w:r>
-      <w:r>
-        <w:rPr>
-          <w:rStyle w:val="CommentTok"/>
-        </w:rPr>
-        <w:t># optional: flips for horizontal bars</w:t>
-      </w:r>
-      <w:r>
-        <w:br/>
-      </w:r>
-      <w:r>
-        <w:rPr>
-          <w:rStyle w:val="NormalTok"/>
-        </w:rPr>
-        <w:t xml:space="preserve">  </w:t>
-      </w:r>
-      <w:r>
-        <w:rPr>
-          <w:rStyle w:val="FunctionTok"/>
-        </w:rPr>
-        <w:t>theme</w:t>
-      </w:r>
-      <w:r>
-        <w:rPr>
-          <w:rStyle w:val="NormalTok"/>
-        </w:rPr>
-        <w:t>(</w:t>
-      </w:r>
-      <w:r>
-        <w:rPr>
-          <w:rStyle w:val="AttributeTok"/>
-        </w:rPr>
-        <w:t>legend.position =</w:t>
-      </w:r>
-      <w:r>
-        <w:rPr>
-          <w:rStyle w:val="StringTok"/>
-        </w:rPr>
-        <w:t>"none"</w:t>
-      </w:r>
-      <w:r>
-        <w:rPr>
-          <w:rStyle w:val="NormalTok"/>
-        </w:rPr>
-        <w:t>)</w:t>
-      </w:r>
-      <w:r>
-        <w:br/>
-      </w:r>
-      <w:r>
-        <w:rPr>
-          <w:rStyle w:val="NormalTok"/>
-        </w:rPr>
-        <w:t xml:space="preserve">  </w:t>
-      </w:r>
-      <w:r>
-        <w:br/>
-      </w:r>
-      <w:r>
-        <w:rPr>
-          <w:rStyle w:val="NormalTok"/>
-        </w:rPr>
         <w:t>}</w:t>
       </w:r>
       <w:r>
@@ -16256,7 +16253,7 @@
           <w:noProof/>
         </w:rPr>
         <w:drawing>
-          <wp:inline distT="0" distB="0" distL="0" distR="0" wp14:anchorId="71CADBC8" wp14:editId="0E5E7CB3">
+          <wp:inline distT="0" distB="0" distL="0" distR="0" wp14:anchorId="3719546C" wp14:editId="61C888E0">
             <wp:extent cx="4620126" cy="3696101"/>
             <wp:effectExtent l="0" t="0" r="0" b="0"/>
             <wp:docPr id="30" name="Picture"/>
@@ -16582,14 +16579,7 @@
         <w:rPr>
           <w:rStyle w:val="StringTok"/>
         </w:rPr>
-        <w:t>"tempe</w:t>
-      </w:r>
-      <w:r>
-        <w:rPr>
-          <w:rStyle w:val="StringTok"/>
-        </w:rPr>
-        <w:lastRenderedPageBreak/>
-        <w:t>rate"</w:t>
+        <w:t>"temperate"</w:t>
       </w:r>
       <w:r>
         <w:rPr>
@@ -16678,7 +16668,14 @@
         <w:rPr>
           <w:rStyle w:val="VerbatimChar"/>
         </w:rPr>
-        <w:t>## [1] "C:/Users/claud/Documents/COMUNE/STUDIO_LAVORO/Data_analysis/Projects/Mesophotic_systematic_lit_rev_analysis/Extracted_data_analysis/temperate/Output-Visualization/Barcharts_split/bar_meso_substrate.tiff"</w:t>
+        <w:t>## [1] "C:/Users/claud/Documents/COMUNE/STUDIO_LAVORO/Data_analysis/Projects/Mesophotic_systematic_lit_rev_analysis/Extracted_data_analysis/temperate/Outp</w:t>
+      </w:r>
+      <w:r>
+        <w:rPr>
+          <w:rStyle w:val="VerbatimChar"/>
+        </w:rPr>
+        <w:lastRenderedPageBreak/>
+        <w:t>ut-Visualization/Barcharts_split/bar_meso_substrate.tiff"</w:t>
       </w:r>
       <w:r>
         <w:br/>
@@ -17130,14 +17127,7 @@
         <w:rPr>
           <w:rStyle w:val="StringTok"/>
         </w:rPr>
-        <w:t>"tempe</w:t>
-      </w:r>
-      <w:r>
-        <w:rPr>
-          <w:rStyle w:val="StringTok"/>
-        </w:rPr>
-        <w:lastRenderedPageBreak/>
-        <w:t>rate"</w:t>
+        <w:t>"temperate"</w:t>
       </w:r>
       <w:r>
         <w:rPr>
@@ -17226,7 +17216,14 @@
         <w:rPr>
           <w:rStyle w:val="VerbatimChar"/>
         </w:rPr>
-        <w:t>## [1] "C:/Users/claud/Documents/COMUNE/STUDIO_LAVORO/Data_analysis/Projects/Mesophotic_systematic_lit_rev_analysis/Extracted_data_analysis/temperate/Output-Visualization/Barcharts_split/bar_meso_substrate.png"</w:t>
+        <w:t>## [1] "C:/Users/claud/Documents/COMUNE/STUDIO_LAVORO/Data_analysis/Projects/Mesophotic_systematic_lit_rev_analysis/Extracted_data_analysis/temperate/Outp</w:t>
+      </w:r>
+      <w:r>
+        <w:rPr>
+          <w:rStyle w:val="VerbatimChar"/>
+        </w:rPr>
+        <w:lastRenderedPageBreak/>
+        <w:t>ut-Visualization/Barcharts_split/bar_meso_substrate.png"</w:t>
       </w:r>
       <w:r>
         <w:br/>
@@ -17423,10 +17420,9 @@
         <w:pStyle w:val="Heading1"/>
       </w:pPr>
       <w:bookmarkStart w:id="30" w:name="X94a67b8fc74cc5c021fe2f7f77c3bdbfdc78ab9"/>
-      <w:bookmarkStart w:id="31" w:name="_Toc230857988"/>
+      <w:bookmarkStart w:id="31" w:name="_Toc232696692"/>
       <w:bookmarkEnd w:id="28"/>
       <w:r>
-        <w:lastRenderedPageBreak/>
         <w:t>COUNT METHODS (PURELY TAXONOMIC STUDIES EXCLUDED)</w:t>
       </w:r>
       <w:bookmarkEnd w:id="31"/>
@@ -17514,6 +17510,7 @@
         <w:rPr>
           <w:rStyle w:val="NormalTok"/>
         </w:rPr>
+        <w:lastRenderedPageBreak/>
         <w:t xml:space="preserve">split_results_methods </w:t>
       </w:r>
       <w:r>
@@ -18358,292 +18355,292 @@
         <w:br/>
       </w:r>
       <w:r>
+        <w:br/>
+      </w:r>
+      <w:r>
+        <w:rPr>
+          <w:rStyle w:val="NormalTok"/>
+        </w:rPr>
+        <w:t xml:space="preserve">  </w:t>
+      </w:r>
+      <w:r>
+        <w:rPr>
+          <w:rStyle w:val="FunctionTok"/>
+        </w:rPr>
+        <w:t>colnames</w:t>
+      </w:r>
+      <w:r>
+        <w:rPr>
+          <w:rStyle w:val="NormalTok"/>
+        </w:rPr>
+        <w:t xml:space="preserve">(split_tot_methods[[col_name]]) </w:t>
+      </w:r>
+      <w:r>
+        <w:rPr>
+          <w:rStyle w:val="OtherTok"/>
+        </w:rPr>
+        <w:t>&lt;-</w:t>
+      </w:r>
+      <w:r>
+        <w:rPr>
+          <w:rStyle w:val="NormalTok"/>
+        </w:rPr>
+        <w:t xml:space="preserve"> </w:t>
+      </w:r>
+      <w:r>
+        <w:rPr>
+          <w:rStyle w:val="FunctionTok"/>
+        </w:rPr>
+        <w:t>c</w:t>
+      </w:r>
+      <w:r>
+        <w:rPr>
+          <w:rStyle w:val="NormalTok"/>
+        </w:rPr>
+        <w:t xml:space="preserve">(col_name, </w:t>
+      </w:r>
+      <w:r>
+        <w:rPr>
+          <w:rStyle w:val="StringTok"/>
+        </w:rPr>
+        <w:t>"Count"</w:t>
+      </w:r>
+      <w:r>
+        <w:rPr>
+          <w:rStyle w:val="NormalTok"/>
+        </w:rPr>
+        <w:t>)</w:t>
+      </w:r>
+      <w:r>
+        <w:br/>
+      </w:r>
+      <w:r>
+        <w:br/>
+      </w:r>
+      <w:r>
+        <w:rPr>
+          <w:rStyle w:val="NormalTok"/>
+        </w:rPr>
+        <w:t xml:space="preserve">  split_tot_methods[[col_name]] </w:t>
+      </w:r>
+      <w:r>
+        <w:rPr>
+          <w:rStyle w:val="SpecialCharTok"/>
+        </w:rPr>
+        <w:t>%&lt;&gt;%</w:t>
+      </w:r>
+      <w:r>
+        <w:br/>
+      </w:r>
+      <w:r>
+        <w:rPr>
+          <w:rStyle w:val="NormalTok"/>
+        </w:rPr>
+        <w:t xml:space="preserve">        </w:t>
+      </w:r>
+      <w:r>
+        <w:rPr>
+          <w:rStyle w:val="FunctionTok"/>
+        </w:rPr>
+        <w:t>mutate_at</w:t>
+      </w:r>
+      <w:r>
+        <w:rPr>
+          <w:rStyle w:val="NormalTok"/>
+        </w:rPr>
+        <w:t xml:space="preserve">(col_name, </w:t>
+      </w:r>
+      <w:r>
+        <w:br/>
+      </w:r>
+      <w:r>
+        <w:rPr>
+          <w:rStyle w:val="NormalTok"/>
+        </w:rPr>
+        <w:t xml:space="preserve">                  stringr</w:t>
+      </w:r>
+      <w:r>
+        <w:rPr>
+          <w:rStyle w:val="SpecialCharTok"/>
+        </w:rPr>
+        <w:t>::</w:t>
+      </w:r>
+      <w:r>
+        <w:rPr>
+          <w:rStyle w:val="NormalTok"/>
+        </w:rPr>
+        <w:t xml:space="preserve">str_replace, </w:t>
+      </w:r>
+      <w:r>
+        <w:rPr>
+          <w:rStyle w:val="StringTok"/>
+        </w:rPr>
+        <w:t>"_1"</w:t>
+      </w:r>
+      <w:r>
+        <w:rPr>
+          <w:rStyle w:val="NormalTok"/>
+        </w:rPr>
+        <w:t xml:space="preserve">, </w:t>
+      </w:r>
+      <w:r>
+        <w:rPr>
+          <w:rStyle w:val="StringTok"/>
+        </w:rPr>
+        <w:t>""</w:t>
+      </w:r>
+      <w:r>
+        <w:rPr>
+          <w:rStyle w:val="NormalTok"/>
+        </w:rPr>
+        <w:t>)</w:t>
+      </w:r>
+      <w:r>
+        <w:br/>
+      </w:r>
+      <w:r>
+        <w:rPr>
+          <w:rStyle w:val="NormalTok"/>
+        </w:rPr>
+        <w:t xml:space="preserve">  </w:t>
+      </w:r>
+      <w:r>
+        <w:br/>
+      </w:r>
+      <w:r>
+        <w:rPr>
+          <w:rStyle w:val="NormalTok"/>
+        </w:rPr>
+        <w:t xml:space="preserve">    </w:t>
+      </w:r>
+      <w:r>
+        <w:br/>
+      </w:r>
+      <w:r>
+        <w:rPr>
+          <w:rStyle w:val="NormalTok"/>
+        </w:rPr>
+        <w:t xml:space="preserve">  split_tot_methods[[col_name]] </w:t>
+      </w:r>
+      <w:r>
+        <w:rPr>
+          <w:rStyle w:val="SpecialCharTok"/>
+        </w:rPr>
+        <w:t>%&lt;&gt;%</w:t>
+      </w:r>
+      <w:r>
+        <w:br/>
+      </w:r>
+      <w:r>
+        <w:rPr>
+          <w:rStyle w:val="NormalTok"/>
+        </w:rPr>
+        <w:t xml:space="preserve">      </w:t>
+      </w:r>
+      <w:r>
+        <w:rPr>
+          <w:rStyle w:val="FunctionTok"/>
+        </w:rPr>
+        <w:t>mutate</w:t>
+      </w:r>
+      <w:r>
+        <w:rPr>
+          <w:rStyle w:val="NormalTok"/>
+        </w:rPr>
+        <w:t>(</w:t>
+      </w:r>
+      <w:r>
+        <w:rPr>
+          <w:rStyle w:val="AttributeTok"/>
+        </w:rPr>
+        <w:t>Percentage=</w:t>
+      </w:r>
+      <w:r>
+        <w:rPr>
+          <w:rStyle w:val="NormalTok"/>
+        </w:rPr>
+        <w:t xml:space="preserve"> </w:t>
+      </w:r>
+      <w:r>
+        <w:rPr>
+          <w:rStyle w:val="FunctionTok"/>
+        </w:rPr>
+        <w:t>round</w:t>
+      </w:r>
+      <w:r>
+        <w:rPr>
+          <w:rStyle w:val="NormalTok"/>
+        </w:rPr>
+        <w:t xml:space="preserve">(Count </w:t>
+      </w:r>
+      <w:r>
+        <w:rPr>
+          <w:rStyle w:val="SpecialCharTok"/>
+        </w:rPr>
+        <w:t>/</w:t>
+      </w:r>
+      <w:r>
+        <w:rPr>
+          <w:rStyle w:val="NormalTok"/>
+        </w:rPr>
+        <w:t xml:space="preserve"> </w:t>
+      </w:r>
+      <w:r>
+        <w:rPr>
+          <w:rStyle w:val="FunctionTok"/>
+        </w:rPr>
+        <w:t>nrow</w:t>
+      </w:r>
+      <w:r>
+        <w:rPr>
+          <w:rStyle w:val="NormalTok"/>
+        </w:rPr>
+        <w:t xml:space="preserve">(split_results_methods[[col_name]] ) </w:t>
+      </w:r>
+      <w:r>
+        <w:rPr>
+          <w:rStyle w:val="SpecialCharTok"/>
+        </w:rPr>
+        <w:t>*</w:t>
+      </w:r>
+      <w:r>
+        <w:rPr>
+          <w:rStyle w:val="NormalTok"/>
+        </w:rPr>
+        <w:t xml:space="preserve"> </w:t>
+      </w:r>
+      <w:r>
+        <w:rPr>
+          <w:rStyle w:val="DecValTok"/>
+        </w:rPr>
+        <w:t>100</w:t>
+      </w:r>
+      <w:r>
+        <w:rPr>
+          <w:rStyle w:val="NormalTok"/>
+        </w:rPr>
+        <w:t>,</w:t>
+      </w:r>
+      <w:r>
+        <w:rPr>
+          <w:rStyle w:val="DecValTok"/>
+        </w:rPr>
+        <w:t>2</w:t>
+      </w:r>
+      <w:r>
+        <w:rPr>
+          <w:rStyle w:val="NormalTok"/>
+        </w:rPr>
+        <w:t xml:space="preserve">))    </w:t>
+      </w:r>
+      <w:r>
+        <w:br/>
+      </w:r>
+      <w:r>
+        <w:rPr>
+          <w:rStyle w:val="NormalTok"/>
+        </w:rPr>
         <w:lastRenderedPageBreak/>
-        <w:br/>
-      </w:r>
-      <w:r>
-        <w:rPr>
-          <w:rStyle w:val="NormalTok"/>
-        </w:rPr>
-        <w:t xml:space="preserve">  </w:t>
-      </w:r>
-      <w:r>
-        <w:rPr>
-          <w:rStyle w:val="FunctionTok"/>
-        </w:rPr>
-        <w:t>colnames</w:t>
-      </w:r>
-      <w:r>
-        <w:rPr>
-          <w:rStyle w:val="NormalTok"/>
-        </w:rPr>
-        <w:t xml:space="preserve">(split_tot_methods[[col_name]]) </w:t>
-      </w:r>
-      <w:r>
-        <w:rPr>
-          <w:rStyle w:val="OtherTok"/>
-        </w:rPr>
-        <w:t>&lt;-</w:t>
-      </w:r>
-      <w:r>
-        <w:rPr>
-          <w:rStyle w:val="NormalTok"/>
-        </w:rPr>
-        <w:t xml:space="preserve"> </w:t>
-      </w:r>
-      <w:r>
-        <w:rPr>
-          <w:rStyle w:val="FunctionTok"/>
-        </w:rPr>
-        <w:t>c</w:t>
-      </w:r>
-      <w:r>
-        <w:rPr>
-          <w:rStyle w:val="NormalTok"/>
-        </w:rPr>
-        <w:t xml:space="preserve">(col_name, </w:t>
-      </w:r>
-      <w:r>
-        <w:rPr>
-          <w:rStyle w:val="StringTok"/>
-        </w:rPr>
-        <w:t>"Count"</w:t>
-      </w:r>
-      <w:r>
-        <w:rPr>
-          <w:rStyle w:val="NormalTok"/>
-        </w:rPr>
-        <w:t>)</w:t>
-      </w:r>
-      <w:r>
-        <w:br/>
-      </w:r>
-      <w:r>
-        <w:br/>
-      </w:r>
-      <w:r>
-        <w:rPr>
-          <w:rStyle w:val="NormalTok"/>
-        </w:rPr>
-        <w:t xml:space="preserve">  split_tot_methods[[col_name]] </w:t>
-      </w:r>
-      <w:r>
-        <w:rPr>
-          <w:rStyle w:val="SpecialCharTok"/>
-        </w:rPr>
-        <w:t>%&lt;&gt;%</w:t>
-      </w:r>
-      <w:r>
-        <w:br/>
-      </w:r>
-      <w:r>
-        <w:rPr>
-          <w:rStyle w:val="NormalTok"/>
-        </w:rPr>
-        <w:t xml:space="preserve">        </w:t>
-      </w:r>
-      <w:r>
-        <w:rPr>
-          <w:rStyle w:val="FunctionTok"/>
-        </w:rPr>
-        <w:t>mutate_at</w:t>
-      </w:r>
-      <w:r>
-        <w:rPr>
-          <w:rStyle w:val="NormalTok"/>
-        </w:rPr>
-        <w:t xml:space="preserve">(col_name, </w:t>
-      </w:r>
-      <w:r>
-        <w:br/>
-      </w:r>
-      <w:r>
-        <w:rPr>
-          <w:rStyle w:val="NormalTok"/>
-        </w:rPr>
-        <w:t xml:space="preserve">                  stringr</w:t>
-      </w:r>
-      <w:r>
-        <w:rPr>
-          <w:rStyle w:val="SpecialCharTok"/>
-        </w:rPr>
-        <w:t>::</w:t>
-      </w:r>
-      <w:r>
-        <w:rPr>
-          <w:rStyle w:val="NormalTok"/>
-        </w:rPr>
-        <w:t xml:space="preserve">str_replace, </w:t>
-      </w:r>
-      <w:r>
-        <w:rPr>
-          <w:rStyle w:val="StringTok"/>
-        </w:rPr>
-        <w:t>"_1"</w:t>
-      </w:r>
-      <w:r>
-        <w:rPr>
-          <w:rStyle w:val="NormalTok"/>
-        </w:rPr>
-        <w:t xml:space="preserve">, </w:t>
-      </w:r>
-      <w:r>
-        <w:rPr>
-          <w:rStyle w:val="StringTok"/>
-        </w:rPr>
-        <w:t>""</w:t>
-      </w:r>
-      <w:r>
-        <w:rPr>
-          <w:rStyle w:val="NormalTok"/>
-        </w:rPr>
-        <w:t>)</w:t>
-      </w:r>
-      <w:r>
-        <w:br/>
-      </w:r>
-      <w:r>
-        <w:rPr>
-          <w:rStyle w:val="NormalTok"/>
-        </w:rPr>
-        <w:t xml:space="preserve">  </w:t>
-      </w:r>
-      <w:r>
-        <w:br/>
-      </w:r>
-      <w:r>
-        <w:rPr>
-          <w:rStyle w:val="NormalTok"/>
-        </w:rPr>
-        <w:t xml:space="preserve">    </w:t>
-      </w:r>
-      <w:r>
-        <w:br/>
-      </w:r>
-      <w:r>
-        <w:rPr>
-          <w:rStyle w:val="NormalTok"/>
-        </w:rPr>
-        <w:t xml:space="preserve">  split_tot_methods[[col_name]] </w:t>
-      </w:r>
-      <w:r>
-        <w:rPr>
-          <w:rStyle w:val="SpecialCharTok"/>
-        </w:rPr>
-        <w:t>%&lt;&gt;%</w:t>
-      </w:r>
-      <w:r>
-        <w:br/>
-      </w:r>
-      <w:r>
-        <w:rPr>
-          <w:rStyle w:val="NormalTok"/>
-        </w:rPr>
-        <w:t xml:space="preserve">      </w:t>
-      </w:r>
-      <w:r>
-        <w:rPr>
-          <w:rStyle w:val="FunctionTok"/>
-        </w:rPr>
-        <w:t>mutate</w:t>
-      </w:r>
-      <w:r>
-        <w:rPr>
-          <w:rStyle w:val="NormalTok"/>
-        </w:rPr>
-        <w:t>(</w:t>
-      </w:r>
-      <w:r>
-        <w:rPr>
-          <w:rStyle w:val="AttributeTok"/>
-        </w:rPr>
-        <w:t>Percentage=</w:t>
-      </w:r>
-      <w:r>
-        <w:rPr>
-          <w:rStyle w:val="NormalTok"/>
-        </w:rPr>
-        <w:t xml:space="preserve"> </w:t>
-      </w:r>
-      <w:r>
-        <w:rPr>
-          <w:rStyle w:val="FunctionTok"/>
-        </w:rPr>
-        <w:t>round</w:t>
-      </w:r>
-      <w:r>
-        <w:rPr>
-          <w:rStyle w:val="NormalTok"/>
-        </w:rPr>
-        <w:t xml:space="preserve">(Count </w:t>
-      </w:r>
-      <w:r>
-        <w:rPr>
-          <w:rStyle w:val="SpecialCharTok"/>
-        </w:rPr>
-        <w:t>/</w:t>
-      </w:r>
-      <w:r>
-        <w:rPr>
-          <w:rStyle w:val="NormalTok"/>
-        </w:rPr>
-        <w:t xml:space="preserve"> </w:t>
-      </w:r>
-      <w:r>
-        <w:rPr>
-          <w:rStyle w:val="FunctionTok"/>
-        </w:rPr>
-        <w:t>nrow</w:t>
-      </w:r>
-      <w:r>
-        <w:rPr>
-          <w:rStyle w:val="NormalTok"/>
-        </w:rPr>
-        <w:t xml:space="preserve">(split_results_methods[[col_name]] ) </w:t>
-      </w:r>
-      <w:r>
-        <w:rPr>
-          <w:rStyle w:val="SpecialCharTok"/>
-        </w:rPr>
-        <w:t>*</w:t>
-      </w:r>
-      <w:r>
-        <w:rPr>
-          <w:rStyle w:val="NormalTok"/>
-        </w:rPr>
-        <w:t xml:space="preserve"> </w:t>
-      </w:r>
-      <w:r>
-        <w:rPr>
-          <w:rStyle w:val="DecValTok"/>
-        </w:rPr>
-        <w:t>100</w:t>
-      </w:r>
-      <w:r>
-        <w:rPr>
-          <w:rStyle w:val="NormalTok"/>
-        </w:rPr>
-        <w:t>,</w:t>
-      </w:r>
-      <w:r>
-        <w:rPr>
-          <w:rStyle w:val="DecValTok"/>
-        </w:rPr>
-        <w:t>2</w:t>
-      </w:r>
-      <w:r>
-        <w:rPr>
-          <w:rStyle w:val="NormalTok"/>
-        </w:rPr>
-        <w:t xml:space="preserve">))    </w:t>
-      </w:r>
-      <w:r>
-        <w:br/>
-      </w:r>
-      <w:r>
-        <w:rPr>
-          <w:rStyle w:val="NormalTok"/>
-        </w:rPr>
         <w:t xml:space="preserve">    </w:t>
       </w:r>
       <w:r>
@@ -19558,7 +19555,6 @@
         <w:rPr>
           <w:rStyle w:val="ControlFlowTok"/>
         </w:rPr>
-        <w:lastRenderedPageBreak/>
         <w:t>for</w:t>
       </w:r>
       <w:r>
@@ -19714,8 +19710,9 @@
         <w:rPr>
           <w:noProof/>
         </w:rPr>
+        <w:lastRenderedPageBreak/>
         <w:drawing>
-          <wp:inline distT="0" distB="0" distL="0" distR="0" wp14:anchorId="59E28803" wp14:editId="6288C2A4">
+          <wp:inline distT="0" distB="0" distL="0" distR="0" wp14:anchorId="6537EAD1" wp14:editId="2D382DEB">
             <wp:extent cx="4620126" cy="3696101"/>
             <wp:effectExtent l="0" t="0" r="0" b="0"/>
             <wp:docPr id="34" name="Picture"/>
@@ -20373,14 +20370,7 @@
         <w:rPr>
           <w:rStyle w:val="StringTok"/>
         </w:rPr>
-        <w:t>"tempe</w:t>
-      </w:r>
-      <w:r>
-        <w:rPr>
-          <w:rStyle w:val="StringTok"/>
-        </w:rPr>
-        <w:lastRenderedPageBreak/>
-        <w:t>rate"</w:t>
+        <w:t>"temperate"</w:t>
       </w:r>
       <w:r>
         <w:rPr>
@@ -20448,7 +20438,7 @@
         <w:pStyle w:val="Heading1"/>
       </w:pPr>
       <w:bookmarkStart w:id="32" w:name="publications-per-depth"/>
-      <w:bookmarkStart w:id="33" w:name="_Toc230857989"/>
+      <w:bookmarkStart w:id="33" w:name="_Toc232696693"/>
       <w:bookmarkEnd w:id="30"/>
       <w:r>
         <w:t>PUBLICATIONS PER DEPTH</w:t>
@@ -20522,6 +20512,7 @@
         <w:rPr>
           <w:rStyle w:val="VerbatimChar"/>
         </w:rPr>
+        <w:lastRenderedPageBreak/>
         <w:t>## Warning: NAs introduced by coercion</w:t>
       </w:r>
     </w:p>
@@ -21636,7 +21627,7 @@
         </w:rPr>
         <w:lastRenderedPageBreak/>
         <w:drawing>
-          <wp:inline distT="0" distB="0" distL="0" distR="0" wp14:anchorId="339FE878" wp14:editId="18A603BC">
+          <wp:inline distT="0" distB="0" distL="0" distR="0" wp14:anchorId="5F46499D" wp14:editId="2683038C">
             <wp:extent cx="4620126" cy="3696101"/>
             <wp:effectExtent l="0" t="0" r="0" b="0"/>
             <wp:docPr id="38" name="Picture"/>
@@ -21691,7 +21682,7 @@
         <w:pStyle w:val="Heading1"/>
       </w:pPr>
       <w:bookmarkStart w:id="34" w:name="platform-by-depth"/>
-      <w:bookmarkStart w:id="35" w:name="_Toc230857990"/>
+      <w:bookmarkStart w:id="35" w:name="_Toc232696694"/>
       <w:bookmarkEnd w:id="32"/>
       <w:r>
         <w:t>PLATFORM BY DEPTH</w:t>
@@ -29019,7 +29010,7 @@
           <w:noProof/>
         </w:rPr>
         <w:drawing>
-          <wp:inline distT="0" distB="0" distL="0" distR="0" wp14:anchorId="33EA095B" wp14:editId="3475BB88">
+          <wp:inline distT="0" distB="0" distL="0" distR="0" wp14:anchorId="0B2BE0D6" wp14:editId="2D5D3674">
             <wp:extent cx="4620126" cy="3696101"/>
             <wp:effectExtent l="0" t="0" r="0" b="0"/>
             <wp:docPr id="42" name="Picture"/>
@@ -29524,7 +29515,7 @@
         <w:pStyle w:val="Heading1"/>
       </w:pPr>
       <w:bookmarkStart w:id="36" w:name="direct---indirect-by-decade"/>
-      <w:bookmarkStart w:id="37" w:name="_Toc230857991"/>
+      <w:bookmarkStart w:id="37" w:name="_Toc232696695"/>
       <w:bookmarkEnd w:id="34"/>
       <w:r>
         <w:t>DIRECT - INDIRECT BY DECADE</w:t>
@@ -31745,7 +31736,7 @@
         </w:rPr>
         <w:lastRenderedPageBreak/>
         <w:drawing>
-          <wp:inline distT="0" distB="0" distL="0" distR="0" wp14:anchorId="23A81139" wp14:editId="01A96FC2">
+          <wp:inline distT="0" distB="0" distL="0" distR="0" wp14:anchorId="6BFEC945" wp14:editId="287C40B2">
             <wp:extent cx="4620126" cy="3696101"/>
             <wp:effectExtent l="0" t="0" r="0" b="0"/>
             <wp:docPr id="46" name="Picture"/>
@@ -32249,7 +32240,7 @@
         <w:pStyle w:val="Heading1"/>
       </w:pPr>
       <w:bookmarkStart w:id="38" w:name="field-indicators"/>
-      <w:bookmarkStart w:id="39" w:name="_Toc230857992"/>
+      <w:bookmarkStart w:id="39" w:name="_Toc232696696"/>
       <w:bookmarkEnd w:id="36"/>
       <w:r>
         <w:t>FIELD &amp; INDICATORS</w:t>
@@ -36054,7 +36045,7 @@
           <w:noProof/>
         </w:rPr>
         <w:drawing>
-          <wp:inline distT="0" distB="0" distL="0" distR="0" wp14:anchorId="5C3113DB" wp14:editId="61D3A31B">
+          <wp:inline distT="0" distB="0" distL="0" distR="0" wp14:anchorId="41CAC468" wp14:editId="1ADD9829">
             <wp:extent cx="4620126" cy="3696101"/>
             <wp:effectExtent l="0" t="0" r="0" b="0"/>
             <wp:docPr id="50" name="Picture"/>
@@ -36288,7 +36279,7 @@
         <w:pStyle w:val="Heading2"/>
       </w:pPr>
       <w:bookmarkStart w:id="40" w:name="X55247e60aa52c814ed919bde02b6d19d309f803"/>
-      <w:bookmarkStart w:id="41" w:name="_Toc230857993"/>
+      <w:bookmarkStart w:id="41" w:name="_Toc232696697"/>
       <w:r>
         <w:t>Calculate # of ecological indicators per record</w:t>
       </w:r>
@@ -36976,7 +36967,7 @@
         <w:pStyle w:val="Heading1"/>
       </w:pPr>
       <w:bookmarkStart w:id="42" w:name="sampling-unit"/>
-      <w:bookmarkStart w:id="43" w:name="_Toc230857994"/>
+      <w:bookmarkStart w:id="43" w:name="_Toc232696698"/>
       <w:bookmarkEnd w:id="38"/>
       <w:bookmarkEnd w:id="40"/>
       <w:r>
@@ -36989,7 +36980,7 @@
         <w:pStyle w:val="Heading2"/>
       </w:pPr>
       <w:bookmarkStart w:id="44" w:name="prepare-a-data-frame-for-sampling-unit"/>
-      <w:bookmarkStart w:id="45" w:name="_Toc230857995"/>
+      <w:bookmarkStart w:id="45" w:name="_Toc232696699"/>
       <w:r>
         <w:t>Prepare a data frame for sampling unit</w:t>
       </w:r>
@@ -37730,7 +37721,7 @@
         <w:pStyle w:val="Heading2"/>
       </w:pPr>
       <w:bookmarkStart w:id="46" w:name="calculate-of-sampling-unit-per-record"/>
-      <w:bookmarkStart w:id="47" w:name="_Toc230857996"/>
+      <w:bookmarkStart w:id="47" w:name="_Toc232696700"/>
       <w:bookmarkEnd w:id="44"/>
       <w:r>
         <w:t>Calculate # of sampling unit per record</w:t>
@@ -38583,7 +38574,7 @@
         <w:pStyle w:val="Heading2"/>
       </w:pPr>
       <w:bookmarkStart w:id="48" w:name="simplified-sampling-units"/>
-      <w:bookmarkStart w:id="49" w:name="_Toc230857997"/>
+      <w:bookmarkStart w:id="49" w:name="_Toc232696701"/>
       <w:bookmarkEnd w:id="46"/>
       <w:r>
         <w:t>Simplified sampling units</w:t>
@@ -41983,7 +41974,7 @@
           <w:noProof/>
         </w:rPr>
         <w:drawing>
-          <wp:inline distT="0" distB="0" distL="0" distR="0" wp14:anchorId="0F25335B" wp14:editId="212FD6CB">
+          <wp:inline distT="0" distB="0" distL="0" distR="0" wp14:anchorId="42231038" wp14:editId="56321E71">
             <wp:extent cx="4620126" cy="3696101"/>
             <wp:effectExtent l="0" t="0" r="0" b="0"/>
             <wp:docPr id="57" name="Picture"/>
@@ -42402,7 +42393,7 @@
         <w:pStyle w:val="Heading2"/>
       </w:pPr>
       <w:bookmarkStart w:id="50" w:name="quadrat-extracted-from-transect"/>
-      <w:bookmarkStart w:id="51" w:name="_Toc230857998"/>
+      <w:bookmarkStart w:id="51" w:name="_Toc232696702"/>
       <w:bookmarkEnd w:id="48"/>
       <w:r>
         <w:t>Quadrat extracted from transect</w:t>
@@ -42782,7 +42773,7 @@
         <w:pStyle w:val="Heading1"/>
       </w:pPr>
       <w:bookmarkStart w:id="52" w:name="data-type"/>
-      <w:bookmarkStart w:id="53" w:name="_Toc230857999"/>
+      <w:bookmarkStart w:id="53" w:name="_Toc232696703"/>
       <w:bookmarkEnd w:id="42"/>
       <w:bookmarkEnd w:id="50"/>
       <w:r>
@@ -45219,7 +45210,7 @@
           <w:noProof/>
         </w:rPr>
         <w:drawing>
-          <wp:inline distT="0" distB="0" distL="0" distR="0" wp14:anchorId="434FEE15" wp14:editId="6C6D6847">
+          <wp:inline distT="0" distB="0" distL="0" distR="0" wp14:anchorId="5BC6B6AE" wp14:editId="715B250C">
             <wp:extent cx="4620126" cy="3696101"/>
             <wp:effectExtent l="0" t="0" r="0" b="0"/>
             <wp:docPr id="63" name="Picture"/>
@@ -45474,7 +45465,7 @@
         <w:pStyle w:val="Heading1"/>
       </w:pPr>
       <w:bookmarkStart w:id="54" w:name="habit"/>
-      <w:bookmarkStart w:id="55" w:name="_Toc230858000"/>
+      <w:bookmarkStart w:id="55" w:name="_Toc232696704"/>
       <w:bookmarkEnd w:id="52"/>
       <w:r>
         <w:lastRenderedPageBreak/>
@@ -47361,7 +47352,7 @@
           <w:noProof/>
         </w:rPr>
         <w:drawing>
-          <wp:inline distT="0" distB="0" distL="0" distR="0" wp14:anchorId="3C466507" wp14:editId="739E937C">
+          <wp:inline distT="0" distB="0" distL="0" distR="0" wp14:anchorId="50A93685" wp14:editId="069D5B38">
             <wp:extent cx="4620126" cy="3696101"/>
             <wp:effectExtent l="0" t="0" r="0" b="0"/>
             <wp:docPr id="67" name="Picture"/>
@@ -47616,7 +47607,7 @@
         <w:pStyle w:val="Heading1"/>
       </w:pPr>
       <w:bookmarkStart w:id="56" w:name="substrate"/>
-      <w:bookmarkStart w:id="57" w:name="_Toc230858001"/>
+      <w:bookmarkStart w:id="57" w:name="_Toc232696705"/>
       <w:bookmarkEnd w:id="54"/>
       <w:r>
         <w:t>SUBSTRATE</w:t>
@@ -50380,7 +50371,7 @@
         </w:rPr>
         <w:lastRenderedPageBreak/>
         <w:drawing>
-          <wp:inline distT="0" distB="0" distL="0" distR="0" wp14:anchorId="258CE300" wp14:editId="28ED40A8">
+          <wp:inline distT="0" distB="0" distL="0" distR="0" wp14:anchorId="5DC13115" wp14:editId="5784E63E">
             <wp:extent cx="4620126" cy="3696101"/>
             <wp:effectExtent l="0" t="0" r="0" b="0"/>
             <wp:docPr id="71" name="Picture"/>
@@ -50630,7 +50621,7 @@
         <w:pStyle w:val="Heading1"/>
       </w:pPr>
       <w:bookmarkStart w:id="58" w:name="benthic-position"/>
-      <w:bookmarkStart w:id="59" w:name="_Toc230858002"/>
+      <w:bookmarkStart w:id="59" w:name="_Toc232696706"/>
       <w:bookmarkEnd w:id="56"/>
       <w:r>
         <w:t>BENTHIC POSITION</w:t>
@@ -53289,7 +53280,7 @@
           <w:noProof/>
         </w:rPr>
         <w:drawing>
-          <wp:inline distT="0" distB="0" distL="0" distR="0" wp14:anchorId="30D635B7" wp14:editId="24D7684D">
+          <wp:inline distT="0" distB="0" distL="0" distR="0" wp14:anchorId="2081BCC8" wp14:editId="2C33F97B">
             <wp:extent cx="4620126" cy="3696101"/>
             <wp:effectExtent l="0" t="0" r="0" b="0"/>
             <wp:docPr id="75" name="Picture"/>
@@ -53565,7 +53556,7 @@
         <w:pStyle w:val="Heading1"/>
       </w:pPr>
       <w:bookmarkStart w:id="60" w:name="target"/>
-      <w:bookmarkStart w:id="61" w:name="_Toc230858003"/>
+      <w:bookmarkStart w:id="61" w:name="_Toc232696707"/>
       <w:bookmarkEnd w:id="58"/>
       <w:r>
         <w:t>TARGET</w:t>
@@ -53577,7 +53568,7 @@
         <w:pStyle w:val="Heading2"/>
       </w:pPr>
       <w:bookmarkStart w:id="62" w:name="target-level"/>
-      <w:bookmarkStart w:id="63" w:name="_Toc230858004"/>
+      <w:bookmarkStart w:id="63" w:name="_Toc232696708"/>
       <w:r>
         <w:t>Target level</w:t>
       </w:r>
@@ -55465,7 +55456,7 @@
           <w:noProof/>
         </w:rPr>
         <w:drawing>
-          <wp:inline distT="0" distB="0" distL="0" distR="0" wp14:anchorId="76C91C00" wp14:editId="1C441786">
+          <wp:inline distT="0" distB="0" distL="0" distR="0" wp14:anchorId="60F6BFB2" wp14:editId="7524EB99">
             <wp:extent cx="4620126" cy="3696101"/>
             <wp:effectExtent l="0" t="0" r="0" b="0"/>
             <wp:docPr id="79" name="Picture"/>
@@ -55712,7 +55703,7 @@
         <w:pStyle w:val="Heading2"/>
       </w:pPr>
       <w:bookmarkStart w:id="64" w:name="detected-phyla-in-community-studies"/>
-      <w:bookmarkStart w:id="65" w:name="_Toc230858005"/>
+      <w:bookmarkStart w:id="65" w:name="_Toc232696709"/>
       <w:bookmarkEnd w:id="62"/>
       <w:r>
         <w:t>Detected phyla in community studies</w:t>
@@ -59924,7 +59915,7 @@
         </w:rPr>
         <w:lastRenderedPageBreak/>
         <w:drawing>
-          <wp:inline distT="0" distB="0" distL="0" distR="0" wp14:anchorId="7B473C54" wp14:editId="76E25BBF">
+          <wp:inline distT="0" distB="0" distL="0" distR="0" wp14:anchorId="246F47EB" wp14:editId="5C26B53F">
             <wp:extent cx="4620126" cy="3696101"/>
             <wp:effectExtent l="0" t="0" r="0" b="0"/>
             <wp:docPr id="83" name="Picture"/>
@@ -60150,7 +60141,7 @@
         <w:pStyle w:val="Heading2"/>
       </w:pPr>
       <w:bookmarkStart w:id="66" w:name="X73a177f394a82c7a16c80c43727079839a335e0"/>
-      <w:bookmarkStart w:id="67" w:name="_Toc230858006"/>
+      <w:bookmarkStart w:id="67" w:name="_Toc232696710"/>
       <w:bookmarkEnd w:id="64"/>
       <w:r>
         <w:t>Target taxonomic groups not at the community level</w:t>
@@ -64302,7 +64293,7 @@
           <w:noProof/>
         </w:rPr>
         <w:drawing>
-          <wp:inline distT="0" distB="0" distL="0" distR="0" wp14:anchorId="64E6AAB1" wp14:editId="002F2F55">
+          <wp:inline distT="0" distB="0" distL="0" distR="0" wp14:anchorId="5404188A" wp14:editId="3C2E3A21">
             <wp:extent cx="4620126" cy="3696101"/>
             <wp:effectExtent l="0" t="0" r="0" b="0"/>
             <wp:docPr id="87" name="Picture"/>
@@ -64552,7 +64543,7 @@
         <w:pStyle w:val="Heading2"/>
       </w:pPr>
       <w:bookmarkStart w:id="68" w:name="new-species-described-per-phyla"/>
-      <w:bookmarkStart w:id="69" w:name="_Toc230858007"/>
+      <w:bookmarkStart w:id="69" w:name="_Toc232696711"/>
       <w:bookmarkEnd w:id="66"/>
       <w:r>
         <w:t>New species described per phyla</w:t>
@@ -68049,7 +68040,7 @@
           <w:noProof/>
         </w:rPr>
         <w:drawing>
-          <wp:inline distT="0" distB="0" distL="0" distR="0" wp14:anchorId="2D3779FD" wp14:editId="444FBBE6">
+          <wp:inline distT="0" distB="0" distL="0" distR="0" wp14:anchorId="5478CF37" wp14:editId="39B258E8">
             <wp:extent cx="4620126" cy="3696101"/>
             <wp:effectExtent l="0" t="0" r="0" b="0"/>
             <wp:docPr id="91" name="Picture"/>
@@ -68304,7 +68295,7 @@
         <w:pStyle w:val="Heading2"/>
       </w:pPr>
       <w:bookmarkStart w:id="70" w:name="X796c9a094f4bb9d5238df611a2109e56a710617"/>
-      <w:bookmarkStart w:id="71" w:name="_Toc230858008"/>
+      <w:bookmarkStart w:id="71" w:name="_Toc232696712"/>
       <w:bookmarkEnd w:id="68"/>
       <w:r>
         <w:t>New species descriptions that included molecular analyses</w:t>
@@ -68536,7 +68527,7 @@
         <w:pStyle w:val="Heading1"/>
       </w:pPr>
       <w:bookmarkStart w:id="72" w:name="data-crossing"/>
-      <w:bookmarkStart w:id="73" w:name="_Toc230858009"/>
+      <w:bookmarkStart w:id="73" w:name="_Toc232696713"/>
       <w:bookmarkEnd w:id="60"/>
       <w:bookmarkEnd w:id="70"/>
       <w:r>
@@ -68608,7 +68599,7 @@
         <w:pStyle w:val="Heading2"/>
       </w:pPr>
       <w:bookmarkStart w:id="74" w:name="visually-surveyed-surface"/>
-      <w:bookmarkStart w:id="75" w:name="_Toc230858010"/>
+      <w:bookmarkStart w:id="75" w:name="_Toc232696714"/>
       <w:r>
         <w:t>VISUALLY SURVEYED SURFACE</w:t>
       </w:r>
@@ -68797,7 +68788,7 @@
         <w:pStyle w:val="Heading2"/>
       </w:pPr>
       <w:bookmarkStart w:id="76" w:name="observation"/>
-      <w:bookmarkStart w:id="77" w:name="_Toc230858011"/>
+      <w:bookmarkStart w:id="77" w:name="_Toc232696715"/>
       <w:bookmarkEnd w:id="74"/>
       <w:r>
         <w:t>Observation</w:t>
@@ -69108,7 +69099,7 @@
         <w:pStyle w:val="Heading2"/>
       </w:pPr>
       <w:bookmarkStart w:id="78" w:name="temp-replicates-exp"/>
-      <w:bookmarkStart w:id="79" w:name="_Toc230858012"/>
+      <w:bookmarkStart w:id="79" w:name="_Toc232696716"/>
       <w:bookmarkEnd w:id="76"/>
       <w:r>
         <w:t>Temp replicates &amp; exp</w:t>
@@ -69369,7 +69360,7 @@
         <w:pStyle w:val="Heading2"/>
       </w:pPr>
       <w:bookmarkStart w:id="80" w:name="health"/>
-      <w:bookmarkStart w:id="81" w:name="_Toc230858013"/>
+      <w:bookmarkStart w:id="81" w:name="_Toc232696717"/>
       <w:bookmarkEnd w:id="78"/>
       <w:r>
         <w:t>Health</w:t>
@@ -69812,7 +69803,7 @@
         <w:pStyle w:val="Heading2"/>
       </w:pPr>
       <w:bookmarkStart w:id="82" w:name="rov-sample"/>
-      <w:bookmarkStart w:id="83" w:name="_Toc230858014"/>
+      <w:bookmarkStart w:id="83" w:name="_Toc232696718"/>
       <w:bookmarkEnd w:id="80"/>
       <w:r>
         <w:t>ROV &amp; sample</w:t>
@@ -70097,7 +70088,7 @@
         <w:pStyle w:val="Heading2"/>
       </w:pPr>
       <w:bookmarkStart w:id="84" w:name="X767bbcfa4a6d1b30a6803ebb9db6b4db9e4f49c"/>
-      <w:bookmarkStart w:id="85" w:name="_Toc230858015"/>
+      <w:bookmarkStart w:id="85" w:name="_Toc232696719"/>
       <w:bookmarkEnd w:id="82"/>
       <w:r>
         <w:t>Molecular techniques in taxonomic and non-taxonomic studies</w:t>
@@ -70543,7 +70534,7 @@
         <w:pStyle w:val="Heading1"/>
       </w:pPr>
       <w:bookmarkStart w:id="86" w:name="session-information-and-references"/>
-      <w:bookmarkStart w:id="87" w:name="_Toc230858016"/>
+      <w:bookmarkStart w:id="87" w:name="_Toc232696720"/>
       <w:bookmarkEnd w:id="72"/>
       <w:bookmarkEnd w:id="84"/>
       <w:r>
@@ -71586,7 +71577,7 @@
   <w:abstractNum w:abstractNumId="0" w15:restartNumberingAfterBreak="0">
     <w:nsid w:val="0000A990"/>
     <w:multiLevelType w:val="multilevel"/>
-    <w:tmpl w:val="4314C356"/>
+    <w:tmpl w:val="80D01556"/>
     <w:lvl w:ilvl="0">
       <w:numFmt w:val="bullet"/>
       <w:lvlText w:val=" "/>
@@ -71660,7 +71651,7 @@
       </w:pPr>
     </w:lvl>
   </w:abstractNum>
-  <w:num w:numId="1" w16cid:durableId="490491157">
+  <w:num w:numId="1" w16cid:durableId="1700466098">
     <w:abstractNumId w:val="0"/>
   </w:num>
 </w:numbering>
@@ -72919,7 +72910,7 @@
     <w:next w:val="Normal"/>
     <w:autoRedefine/>
     <w:uiPriority w:val="39"/>
-    <w:rsid w:val="00D9053F"/>
+    <w:rsid w:val="00792C99"/>
     <w:pPr>
       <w:spacing w:after="100"/>
     </w:pPr>
@@ -72930,7 +72921,7 @@
     <w:next w:val="Normal"/>
     <w:autoRedefine/>
     <w:uiPriority w:val="39"/>
-    <w:rsid w:val="00D9053F"/>
+    <w:rsid w:val="00792C99"/>
     <w:pPr>
       <w:spacing w:after="100"/>
       <w:ind w:left="240"/>
@@ -72942,7 +72933,7 @@
     <w:next w:val="Normal"/>
     <w:autoRedefine/>
     <w:uiPriority w:val="39"/>
-    <w:rsid w:val="00D9053F"/>
+    <w:rsid w:val="00792C99"/>
     <w:pPr>
       <w:spacing w:after="100"/>
       <w:ind w:left="480"/>
@@ -72952,7 +72943,7 @@
     <w:name w:val="header"/>
     <w:basedOn w:val="Normal"/>
     <w:link w:val="HeaderChar"/>
-    <w:rsid w:val="00D9053F"/>
+    <w:rsid w:val="00792C99"/>
     <w:pPr>
       <w:tabs>
         <w:tab w:val="center" w:pos="4680"/>
@@ -72965,13 +72956,13 @@
     <w:name w:val="Header Char"/>
     <w:basedOn w:val="DefaultParagraphFont"/>
     <w:link w:val="Header"/>
-    <w:rsid w:val="00D9053F"/>
+    <w:rsid w:val="00792C99"/>
   </w:style>
   <w:style w:type="paragraph" w:styleId="Footer">
     <w:name w:val="footer"/>
     <w:basedOn w:val="Normal"/>
     <w:link w:val="FooterChar"/>
-    <w:rsid w:val="00D9053F"/>
+    <w:rsid w:val="00792C99"/>
     <w:pPr>
       <w:tabs>
         <w:tab w:val="center" w:pos="4680"/>
@@ -72984,7 +72975,7 @@
     <w:name w:val="Footer Char"/>
     <w:basedOn w:val="DefaultParagraphFont"/>
     <w:link w:val="Footer"/>
-    <w:rsid w:val="00D9053F"/>
+    <w:rsid w:val="00792C99"/>
   </w:style>
 </w:styles>
 </file>
